--- a/Especializacion/Evaluaciones/2026-2/Fichas de evaluacion/13 - G-013 - Estrategia digital tesoreria cooperativas Bogota/1 - Ficha de preparacion.docx
+++ b/Especializacion/Evaluaciones/2026-2/Fichas de evaluacion/13 - G-013 - Estrategia digital tesoreria cooperativas Bogota/1 - Ficha de preparacion.docx
@@ -628,7 +628,25 @@
           <w:color w:val="2B2B2B"/>
           <w:sz w:val="22"/>
         </w:rPr>
-        <w:t xml:space="preserve">: *diseñar* una estrategia para optimizar la tesorería de las cooperativas financieras de Bogotá. El verbo «diseñar» es honesto y fija un techo bajo y alcanzable: no obliga a implementar. El problema es que los objetivos específicos </w:t>
+        <w:t xml:space="preserve">: </w:t>
+      </w:r>
+      <w:r>
+        <w:rPr>
+          <w:rFonts w:ascii="Calibri" w:hAnsi="Calibri"/>
+          <w:i/>
+          <w:color w:val="2B2B2B"/>
+          <w:sz w:val="22"/>
+        </w:rPr>
+        <w:t>diseñar</w:t>
+      </w:r>
+      <w:r>
+        <w:rPr>
+          <w:rFonts w:ascii="Calibri" w:hAnsi="Calibri"/>
+          <w:b w:val="0"/>
+          <w:color w:val="2B2B2B"/>
+          <w:sz w:val="22"/>
+        </w:rPr>
+        <w:t xml:space="preserve"> una estrategia para optimizar la tesorería de las cooperativas financieras de Bogotá. El verbo «diseñar» es honesto y fija un techo bajo y alcanzable: no obliga a implementar. El problema es que los objetivos específicos </w:t>
       </w:r>
       <w:r>
         <w:rPr>
@@ -1323,7 +1341,7 @@
           <w:color w:val="007433"/>
           <w:sz w:val="32"/>
         </w:rPr>
-        <w:t>4. Debilidades y huecos (con página)</w:t>
+        <w:t>4. OBSERVACIONES DEL DOCUMENTO — debilidades y huecos (con página)</w:t>
       </w:r>
     </w:p>
     <w:p>
@@ -1470,7 +1488,7 @@
           <w:color w:val="2B2B2B"/>
           <w:sz w:val="22"/>
         </w:rPr>
-        <w:t>La presentación no muestra el trabajo empírico.</w:t>
+        <w:t>Conclusiones sin cierre de dos objetivos y sin limitaciones.</w:t>
       </w:r>
       <w:r>
         <w:rPr>
@@ -1479,7 +1497,7 @@
           <w:color w:val="2B2B2B"/>
           <w:sz w:val="22"/>
         </w:rPr>
-        <w:t xml:space="preserve"> En 16 diapositivas no hay ni una con los resultados de la encuesta. El diagnóstico expuesto (diap. 3 a 6) es el de fuentes secundarias: 12%, 65%, 42%, 35%, 28%, los mismos números de las pp. 14-15. La diapositiva 11 repite el plan de las 6 entrevistas que no se reportan. La diapositiva 16 se titula «RESULTADOS ESPERADOS» y muestra 25% de eficiencia, que en la p. 15 es una proyección de McKinsey, no un resultado del proyecto.</w:t>
+        <w:t xml:space="preserve"> Las pp. 69-70 cierran el diagnóstico, la evaluación de tecnologías y la propuesta, pero no el prototipo ni las pruebas ni la evaluación de usuarios; y no hay sección de limitaciones ni de trabajo futuro al final del documento (las limitaciones están solo en la p. 19, redactadas como anteproyecto).</w:t>
       </w:r>
     </w:p>
     <w:p>
@@ -1493,7 +1511,7 @@
           <w:color w:val="2B2B2B"/>
           <w:sz w:val="22"/>
         </w:rPr>
-        <w:t>La diapositiva 13 afirma un dato que el documento no tiene:</w:t>
+        <w:t>APA 7.ª: citas del texto que no están en la lista de referencias</w:t>
       </w:r>
       <w:r>
         <w:rPr>
@@ -1502,7 +1520,7 @@
           <w:color w:val="2B2B2B"/>
           <w:sz w:val="22"/>
         </w:rPr>
-        <w:t xml:space="preserve"> «40% — Nivel de madurez IV AUTO» en el DMM de Gartner. El documento presenta el DMM como referente aplicable (p. 23) y anuncia ubicar el nivel (p. 33), pero nunca lo asigna (buscado en pp. 45-70).</w:t>
+        <w:t xml:space="preserve"> (pp. 71-73): Westerman et al. 2014 (pp. 21, 29), McKinsey &amp; Company 2020 (pp. 15, 21), Orozco &amp; Mejía 2022 (p. 22), Gartner 2018 (p. 23), BID 2022 (p. 22), Parviainen et al. 2017 (p. 22), ISO 2018 (p. 22) y Van Horne &amp; Wachowicz 2010 (pp. 17, 29). La lista, además, trae tres entradas que no son referencias sino notas —«Robles (2012): definición prospectiva…», «Pérez y Pérez (2016): planificación como herramienta…», «Rankia (s. f.)» sin URL— y repite Hernández/Sampieri 2014 tres veces (pp. 71-72). Se cita «Yin (2018)» en la p. 31 y «Yin (2011)» en la p. 34 para la misma obra.</w:t>
       </w:r>
     </w:p>
     <w:p>
@@ -1516,7 +1534,7 @@
           <w:color w:val="2B2B2B"/>
           <w:sz w:val="22"/>
         </w:rPr>
-        <w:t>Conclusiones sin cierre de dos objetivos y sin limitaciones.</w:t>
+        <w:t>Restos de plantilla y de herramientas</w:t>
       </w:r>
       <w:r>
         <w:rPr>
@@ -1525,7 +1543,184 @@
           <w:color w:val="2B2B2B"/>
           <w:sz w:val="22"/>
         </w:rPr>
-        <w:t xml:space="preserve"> Las pp. 69-70 cierran el diagnóstico, la evaluación de tecnologías y la propuesta, pero no el prototipo ni las pruebas ni la evaluación de usuarios; y no hay sección de limitaciones ni de trabajo futuro al final del documento (las limitaciones están solo en la p. 19, redactadas como anteproyecto).</w:t>
+        <w:t xml:space="preserve"> (se anotan como dato sobre el cuidado del documento; </w:t>
+      </w:r>
+      <w:r>
+        <w:rPr>
+          <w:rFonts w:ascii="Calibri" w:hAnsi="Calibri"/>
+          <w:b/>
+          <w:color w:val="2B2B2B"/>
+          <w:sz w:val="22"/>
+        </w:rPr>
+        <w:t>no se preguntan en sala</w:t>
+      </w:r>
+      <w:r>
+        <w:rPr>
+          <w:rFonts w:ascii="Calibri" w:hAnsi="Calibri"/>
+          <w:b w:val="0"/>
+          <w:color w:val="2B2B2B"/>
+          <w:sz w:val="22"/>
+        </w:rPr>
+        <w:t xml:space="preserve">): la p. 2 dice «PROYECTO I» y la p. 1 «PROYECTO II»; la declaración de originalidad de la p. 9 dice «programa de Especialización en </w:t>
+      </w:r>
+      <w:r>
+        <w:rPr>
+          <w:rFonts w:ascii="Calibri" w:hAnsi="Calibri"/>
+          <w:b/>
+          <w:color w:val="2B2B2B"/>
+          <w:sz w:val="22"/>
+        </w:rPr>
+        <w:t>Analítica de Datos</w:t>
+      </w:r>
+      <w:r>
+        <w:rPr>
+          <w:rFonts w:ascii="Calibri" w:hAnsi="Calibri"/>
+          <w:b w:val="0"/>
+          <w:color w:val="2B2B2B"/>
+          <w:sz w:val="22"/>
+        </w:rPr>
+        <w:t xml:space="preserve">», usa «Declaramos… he escrito» en un trabajo individual y está firmada el </w:t>
+      </w:r>
+      <w:r>
+        <w:rPr>
+          <w:rFonts w:ascii="Calibri" w:hAnsi="Calibri"/>
+          <w:b/>
+          <w:color w:val="2B2B2B"/>
+          <w:sz w:val="22"/>
+        </w:rPr>
+        <w:t>1 de agosto de 2025</w:t>
+      </w:r>
+      <w:r>
+        <w:rPr>
+          <w:rFonts w:ascii="Calibri" w:hAnsi="Calibri"/>
+          <w:b w:val="0"/>
+          <w:color w:val="2B2B2B"/>
+          <w:sz w:val="22"/>
+        </w:rPr>
+        <w:t xml:space="preserve"> cuando la portada dice agosto de 2026; en la p. 26 quedó incrustado el marcador </w:t>
+      </w:r>
+      <w:r>
+        <w:rPr>
+          <w:rFonts w:ascii="Calibri" w:hAnsi="Calibri"/>
+          <w:b/>
+          <w:color w:val="2B2B2B"/>
+          <w:sz w:val="22"/>
+        </w:rPr>
+        <w:t>«[turn0search0]»</w:t>
+      </w:r>
+      <w:r>
+        <w:rPr>
+          <w:rFonts w:ascii="Calibri" w:hAnsi="Calibri"/>
+          <w:b w:val="0"/>
+          <w:color w:val="2B2B2B"/>
+          <w:sz w:val="22"/>
+        </w:rPr>
+        <w:t>, que es la huella de una herramienta de búsqueda automática; la tabla de contenido sitúa las referencias en la p. 65 y están en la p. 71, y su «Lista de Imágenes» declara 3 imágenes cuando el documento tiene alrededor de treinta figuras; el modelo propio se llama «METD-TES» en la p. 43 y «MEDS TES» en la tabla de contenido (p. 6); la sigla MACM se expande como «Sistema de Automatización y Control de Tesorería» en el objetivo 2 (p. 16) y como «Middleware Autónomo de Conciliación Monetaria» en la propuesta (p. 63); el instrumento «en blanco» del anexo llega con el cargo ya diligenciado, «Analista de Cartera / cartera» (p. 74); y no hay cronograma, presupuesto ni reporte de similitud en ninguna de las 85 páginas (buscados «Turnitin», «similitud», «presupuesto», «cronograma»: solo la mención genérica de la p. 35).</w:t>
+      </w:r>
+    </w:p>
+    <w:p>
+      <w:pPr>
+        <w:spacing w:before="200" w:after="60"/>
+      </w:pPr>
+      <w:r>
+        <w:rPr>
+          <w:rFonts w:ascii="Calibri" w:hAnsi="Calibri"/>
+          <w:b/>
+          <w:color w:val="007433"/>
+          <w:sz w:val="32"/>
+        </w:rPr>
+        <w:t>5. OBSERVACIONES DE LAS DIAPOSITIVAS — qué proyectan y en qué se separan del documento</w:t>
+      </w:r>
+    </w:p>
+    <w:p>
+      <w:r>
+        <w:rPr>
+          <w:rFonts w:ascii="Calibri" w:hAnsi="Calibri"/>
+          <w:b/>
+          <w:color w:val="2B2B2B"/>
+          <w:sz w:val="22"/>
+        </w:rPr>
+        <w:t>Mazo:</w:t>
+      </w:r>
+      <w:r>
+        <w:rPr>
+          <w:rFonts w:ascii="Calibri" w:hAnsi="Calibri"/>
+          <w:b w:val="0"/>
+          <w:color w:val="2B2B2B"/>
+          <w:sz w:val="22"/>
+        </w:rPr>
+        <w:t xml:space="preserve"> </w:t>
+      </w:r>
+      <w:r>
+        <w:rPr>
+          <w:rFonts w:ascii="Consolas" w:hAnsi="Consolas"/>
+          <w:color w:val="111111"/>
+          <w:sz w:val="21"/>
+        </w:rPr>
+        <w:t>presentacion_G13.pdf</w:t>
+      </w:r>
+      <w:r>
+        <w:rPr>
+          <w:rFonts w:ascii="Calibri" w:hAnsi="Calibri"/>
+          <w:b w:val="0"/>
+          <w:color w:val="2B2B2B"/>
+          <w:sz w:val="22"/>
+        </w:rPr>
+        <w:t xml:space="preserve"> — </w:t>
+      </w:r>
+      <w:r>
+        <w:rPr>
+          <w:rFonts w:ascii="Calibri" w:hAnsi="Calibri"/>
+          <w:b/>
+          <w:color w:val="2B2B2B"/>
+          <w:sz w:val="22"/>
+        </w:rPr>
+        <w:t>16 diapositivas</w:t>
+      </w:r>
+      <w:r>
+        <w:rPr>
+          <w:rFonts w:ascii="Calibri" w:hAnsi="Calibri"/>
+          <w:b w:val="0"/>
+          <w:color w:val="2B2B2B"/>
+          <w:sz w:val="22"/>
+        </w:rPr>
+        <w:t xml:space="preserve">, tituladas en pantalla «PLAN ESTRATÉGICO DIGITAL» (diap. 1). Se citan </w:t>
+      </w:r>
+      <w:r>
+        <w:rPr>
+          <w:rFonts w:ascii="Calibri" w:hAnsi="Calibri"/>
+          <w:b/>
+          <w:color w:val="2B2B2B"/>
+          <w:sz w:val="22"/>
+        </w:rPr>
+        <w:t>(diap. N)</w:t>
+      </w:r>
+      <w:r>
+        <w:rPr>
+          <w:rFonts w:ascii="Calibri" w:hAnsi="Calibri"/>
+          <w:b w:val="0"/>
+          <w:color w:val="2B2B2B"/>
+          <w:sz w:val="22"/>
+        </w:rPr>
+        <w:t xml:space="preserve">; las páginas siguen siendo del trabajo de 85 páginas. Las preguntas que nacen de aquí están en la §6, en el banco de reserva, bajo </w:t>
+      </w:r>
+      <w:r>
+        <w:rPr>
+          <w:rFonts w:ascii="Calibri" w:hAnsi="Calibri"/>
+          <w:b/>
+          <w:color w:val="2B2B2B"/>
+          <w:sz w:val="22"/>
+        </w:rPr>
+        <w:t>«De las diapositivas»</w:t>
+      </w:r>
+      <w:r>
+        <w:rPr>
+          <w:rFonts w:ascii="Calibri" w:hAnsi="Calibri"/>
+          <w:b w:val="0"/>
+          <w:color w:val="2B2B2B"/>
+          <w:sz w:val="22"/>
+        </w:rPr>
+        <w:t>.</w:t>
       </w:r>
     </w:p>
     <w:p>
@@ -1539,7 +1734,7 @@
           <w:color w:val="2B2B2B"/>
           <w:sz w:val="22"/>
         </w:rPr>
-        <w:t>APA 7.ª: citas del texto que no están en la lista de referencias</w:t>
+        <w:t>El propio mazo dice «simulación» donde el documento dice «reprodujo el comportamiento esperado».</w:t>
       </w:r>
       <w:r>
         <w:rPr>
@@ -1548,7 +1743,25 @@
           <w:color w:val="2B2B2B"/>
           <w:sz w:val="22"/>
         </w:rPr>
-        <w:t xml:space="preserve"> (pp. 71-73): Westerman et al. 2014 (pp. 21, 29), McKinsey &amp; Company 2020 (pp. 15, 21), Orozco &amp; Mejía 2022 (p. 22), Gartner 2018 (p. 23), BID 2022 (p. 22), Parviainen et al. 2017 (p. 22), ISO 2018 (p. 22) y Van Horne &amp; Wachowicz 2010 (pp. 17, 29). La lista, además, trae tres entradas que no son referencias sino notas —«Robles (2012): definición prospectiva…», «Pérez y Pérez (2016): planificación como herramienta…», «Rankia (s. f.)» sin URL— y repite Hernández/Sampieri 2014 tres veces (pp. 71-72). Se cita «Yin (2018)» en la p. 31 y «Yin (2011)» en la p. 34 para la misma obra.</w:t>
+        <w:t xml:space="preserve"> La diapositiva 9 lista como tercera meta: «Validación de Modelo — Prototipo funcional validado mediante </w:t>
+      </w:r>
+      <w:r>
+        <w:rPr>
+          <w:rFonts w:ascii="Calibri" w:hAnsi="Calibri"/>
+          <w:b/>
+          <w:color w:val="2B2B2B"/>
+          <w:sz w:val="22"/>
+        </w:rPr>
+        <w:t>simulación de datos</w:t>
+      </w:r>
+      <w:r>
+        <w:rPr>
+          <w:rFonts w:ascii="Calibri" w:hAnsi="Calibri"/>
+          <w:b w:val="0"/>
+          <w:color w:val="2B2B2B"/>
+          <w:sz w:val="22"/>
+        </w:rPr>
+        <w:t xml:space="preserve"> y análisis de indicadores». Es la frase más útil de toda la presentación: sostiene la rama «cifra ilustrativa» de la pregunta 1 con su propio material. Si la leen en voz alta, la pregunta se cierra ahí mismo y sin fricción.</w:t>
       </w:r>
     </w:p>
     <w:p>
@@ -1562,7 +1775,7 @@
           <w:color w:val="2B2B2B"/>
           <w:sz w:val="22"/>
         </w:rPr>
-        <w:t>Restos de plantilla y de herramientas</w:t>
+        <w:t>Ninguna de las 16 diapositivas trae el trabajo empírico.</w:t>
       </w:r>
       <w:r>
         <w:rPr>
@@ -1571,7 +1784,7 @@
           <w:color w:val="2B2B2B"/>
           <w:sz w:val="22"/>
         </w:rPr>
-        <w:t xml:space="preserve"> (se anotan como dato sobre el cuidado del documento; </w:t>
+        <w:t xml:space="preserve"> El diagnóstico proyectado (diap. 2 a 6) es el de fuentes secundarias —12 %, 65 %, 42 %, 35 %, 28 %, los mismos números de las pp. 14-15—; </w:t>
       </w:r>
       <w:r>
         <w:rPr>
@@ -1580,7 +1793,7 @@
           <w:color w:val="2B2B2B"/>
           <w:sz w:val="22"/>
         </w:rPr>
-        <w:t>no se preguntan en sala</w:t>
+        <w:t>no hay ni una diapositiva con la encuesta de los diez participantes</w:t>
       </w:r>
       <w:r>
         <w:rPr>
@@ -1589,7 +1802,7 @@
           <w:color w:val="2B2B2B"/>
           <w:sz w:val="22"/>
         </w:rPr>
-        <w:t xml:space="preserve">): la p. 2 dice «PROYECTO I» y la p. 1 «PROYECTO II»; la declaración de originalidad de la p. 9 dice «programa de Especialización en </w:t>
+        <w:t xml:space="preserve"> (los 100 % y 50 % de las pp. 52-59) ni con el panel del 94,2 % (p. 62). La diapositiva 16 se titula </w:t>
       </w:r>
       <w:r>
         <w:rPr>
@@ -1598,7 +1811,7 @@
           <w:color w:val="2B2B2B"/>
           <w:sz w:val="22"/>
         </w:rPr>
-        <w:t>Analítica de Datos</w:t>
+        <w:t>«RESULTADOS ESPERADOS»</w:t>
       </w:r>
       <w:r>
         <w:rPr>
@@ -1607,8 +1820,13 @@
           <w:color w:val="2B2B2B"/>
           <w:sz w:val="22"/>
         </w:rPr>
-        <w:t xml:space="preserve">», usa «Declaramos… he escrito» en un trabajo individual y está firmada el </w:t>
-      </w:r>
+        <w:t xml:space="preserve"> y muestra 25 % de eficiencia, 60 % de tiempo reasignado y 100 % de transparencia: el 25 % es la proyección de McKinsey de la p. 15, no una medición del proyecto.</w:t>
+      </w:r>
+    </w:p>
+    <w:p>
+      <w:pPr>
+        <w:pStyle w:val="ListNumber"/>
+      </w:pPr>
       <w:r>
         <w:rPr>
           <w:rFonts w:ascii="Calibri" w:hAnsi="Calibri"/>
@@ -1616,7 +1834,7 @@
           <w:color w:val="2B2B2B"/>
           <w:sz w:val="22"/>
         </w:rPr>
-        <w:t>1 de agosto de 2025</w:t>
+        <w:t>La diapositiva 13 afirma un dato que no está en las 85 páginas:</w:t>
       </w:r>
       <w:r>
         <w:rPr>
@@ -1625,8 +1843,13 @@
           <w:color w:val="2B2B2B"/>
           <w:sz w:val="22"/>
         </w:rPr>
-        <w:t xml:space="preserve"> cuando la portada dice agosto de 2026; en la p. 26 quedó incrustado el marcador </w:t>
-      </w:r>
+        <w:t xml:space="preserve"> «40 % · NIVEL DE MADUREZ IV AUTO», DMM de Gartner. El documento presenta el DMM como referente aplicable (p. 23) y anuncia ubicar el nivel (p. 33), pero nunca lo asigna (buscado en pp. 45-70). Es el único número del mazo que no tiene origen documental.</w:t>
+      </w:r>
+    </w:p>
+    <w:p>
+      <w:pPr>
+        <w:pStyle w:val="ListNumber"/>
+      </w:pPr>
       <w:r>
         <w:rPr>
           <w:rFonts w:ascii="Calibri" w:hAnsi="Calibri"/>
@@ -1634,7 +1857,7 @@
           <w:color w:val="2B2B2B"/>
           <w:sz w:val="22"/>
         </w:rPr>
-        <w:t>«[turn0search0]»</w:t>
+        <w:t>La diapositiva 11 presenta como aplicadas las seis entrevistas que ningún resultado reporta</w:t>
       </w:r>
       <w:r>
         <w:rPr>
@@ -1643,7 +1866,166 @@
           <w:color w:val="2B2B2B"/>
           <w:sz w:val="22"/>
         </w:rPr>
-        <w:t>, que es la huella de una herramienta de búsqueda automática; la tabla de contenido sitúa las referencias en la p. 65 y están en la p. 71, y su «Lista de Imágenes» declara 3 imágenes cuando el documento tiene alrededor de treinta figuras; el modelo propio se llama «METD-TES» en la p. 43 y «MEDS TES» en la tabla de contenido (p. 6); la sigla MACM se expande como «Sistema de Automatización y Control de Tesorería» en el objetivo 2 (p. 16) y como «Middleware Autónomo de Conciliación Monetaria» en la propuesta (p. 63); el instrumento «en blanco» del anexo llega con el cargo ya diligenciado, «Analista de Cartera / cartera» (p. 74); y no hay cronograma, presupuesto ni reporte de similitud en ninguna de las 85 páginas (buscados «Turnitin», «similitud», «presupuesto», «cronograma»: solo la mención genérica de la p. 35).</w:t>
+        <w:t xml:space="preserve"> —«Entrevistas a 2 directivos, 3 funcionarios de tesorería y 1 responsable TI, asegurando una visión estratégica, operativa y tecnológica»—, cuando el capítulo de resultados es 100 % encuesta Likert con n = 10 (p. 45). Y en la misma diapositiva dice </w:t>
+      </w:r>
+      <w:r>
+        <w:rPr>
+          <w:rFonts w:ascii="Calibri" w:hAnsi="Calibri"/>
+          <w:b/>
+          <w:color w:val="2B2B2B"/>
+          <w:sz w:val="22"/>
+        </w:rPr>
+        <w:t>«CASO ESTUDIO ÚNICO»</w:t>
+      </w:r>
+      <w:r>
+        <w:rPr>
+          <w:rFonts w:ascii="Calibri" w:hAnsi="Calibri"/>
+          <w:b w:val="0"/>
+          <w:color w:val="2B2B2B"/>
+          <w:sz w:val="22"/>
+        </w:rPr>
+        <w:t>: la respuesta a la pregunta 3 está escrita en su propio mazo, mientras el título del trabajo va en plural sectorial.</w:t>
+      </w:r>
+    </w:p>
+    <w:p>
+      <w:pPr>
+        <w:pStyle w:val="ListNumber"/>
+      </w:pPr>
+      <w:r>
+        <w:rPr>
+          <w:rFonts w:ascii="Calibri" w:hAnsi="Calibri"/>
+          <w:b/>
+          <w:color w:val="2B2B2B"/>
+          <w:sz w:val="22"/>
+        </w:rPr>
+        <w:t>La diapositiva 3 proyecta una comparación que el documento no trae:</w:t>
+      </w:r>
+      <w:r>
+        <w:rPr>
+          <w:rFonts w:ascii="Calibri" w:hAnsi="Calibri"/>
+          <w:b w:val="0"/>
+          <w:color w:val="2B2B2B"/>
+          <w:sz w:val="22"/>
+        </w:rPr>
+        <w:t xml:space="preserve"> «TIEMPOS DE RESPUESTA (DÍAS) — 5-8 cooperativas / 3-5 banca tradicional», sin fuente en pantalla y sin equivalente en el trabajo (buscado en pp. 14-15). Si la proyecta, la fuente es pregunta legítima.</w:t>
+      </w:r>
+    </w:p>
+    <w:p>
+      <w:pPr>
+        <w:pStyle w:val="ListNumber"/>
+      </w:pPr>
+      <w:r>
+        <w:rPr>
+          <w:rFonts w:ascii="Calibri" w:hAnsi="Calibri"/>
+          <w:b/>
+          <w:color w:val="2B2B2B"/>
+          <w:sz w:val="22"/>
+        </w:rPr>
+        <w:t>Lo que el mazo pone en pantalla contra el anonimato que promete el documento.</w:t>
+      </w:r>
+      <w:r>
+        <w:rPr>
+          <w:rFonts w:ascii="Calibri" w:hAnsi="Calibri"/>
+          <w:b w:val="0"/>
+          <w:color w:val="2B2B2B"/>
+          <w:sz w:val="22"/>
+        </w:rPr>
+        <w:t xml:space="preserve"> La diapositiva 14 nombra el convenio con </w:t>
+      </w:r>
+      <w:r>
+        <w:rPr>
+          <w:rFonts w:ascii="Calibri" w:hAnsi="Calibri"/>
+          <w:b/>
+          <w:color w:val="2B2B2B"/>
+          <w:sz w:val="22"/>
+        </w:rPr>
+        <w:t>Finagro</w:t>
+      </w:r>
+      <w:r>
+        <w:rPr>
+          <w:rFonts w:ascii="Calibri" w:hAnsi="Calibri"/>
+          <w:b w:val="0"/>
+          <w:color w:val="2B2B2B"/>
+          <w:sz w:val="22"/>
+        </w:rPr>
+        <w:t xml:space="preserve"> y la línea </w:t>
+      </w:r>
+      <w:r>
+        <w:rPr>
+          <w:rFonts w:ascii="Calibri" w:hAnsi="Calibri"/>
+          <w:b/>
+          <w:color w:val="2B2B2B"/>
+          <w:sz w:val="22"/>
+        </w:rPr>
+        <w:t>Fincoeducar</w:t>
+      </w:r>
+      <w:r>
+        <w:rPr>
+          <w:rFonts w:ascii="Calibri" w:hAnsi="Calibri"/>
+          <w:b w:val="0"/>
+          <w:color w:val="2B2B2B"/>
+          <w:sz w:val="22"/>
+        </w:rPr>
+        <w:t xml:space="preserve"> con el FNG: los mismos dos datos que en las pp. 26-27 vuelven identificable a la entidad (ítem 5 de la §4). No es reparo académico —es lo que conviene </w:t>
+      </w:r>
+      <w:r>
+        <w:rPr>
+          <w:rFonts w:ascii="Calibri" w:hAnsi="Calibri"/>
+          <w:b/>
+          <w:color w:val="2B2B2B"/>
+          <w:sz w:val="22"/>
+        </w:rPr>
+        <w:t>no</w:t>
+      </w:r>
+      <w:r>
+        <w:rPr>
+          <w:rFonts w:ascii="Calibri" w:hAnsi="Calibri"/>
+          <w:b w:val="0"/>
+          <w:color w:val="2B2B2B"/>
+          <w:sz w:val="22"/>
+        </w:rPr>
+        <w:t xml:space="preserve"> leer en voz alta en una sala grabada, ni repetir yo al preguntar.</w:t>
+      </w:r>
+    </w:p>
+    <w:p>
+      <w:pPr>
+        <w:pStyle w:val="ListNumber"/>
+      </w:pPr>
+      <w:r>
+        <w:rPr>
+          <w:rFonts w:ascii="Calibri" w:hAnsi="Calibri"/>
+          <w:b/>
+          <w:color w:val="2B2B2B"/>
+          <w:sz w:val="22"/>
+        </w:rPr>
+        <w:t>El mazo se titula distinto del trabajo, y con errata:</w:t>
+      </w:r>
+      <w:r>
+        <w:rPr>
+          <w:rFonts w:ascii="Calibri" w:hAnsi="Calibri"/>
+          <w:b w:val="0"/>
+          <w:color w:val="2B2B2B"/>
+          <w:sz w:val="22"/>
+        </w:rPr>
+        <w:t xml:space="preserve"> «Optimización de flujos financieros y modernización de infraestructuras para el sector </w:t>
+      </w:r>
+      <w:r>
+        <w:rPr>
+          <w:rFonts w:ascii="Calibri" w:hAnsi="Calibri"/>
+          <w:b/>
+          <w:color w:val="2B2B2B"/>
+          <w:sz w:val="22"/>
+        </w:rPr>
+        <w:t>de cooperativo</w:t>
+      </w:r>
+      <w:r>
+        <w:rPr>
+          <w:rFonts w:ascii="Calibri" w:hAnsi="Calibri"/>
+          <w:b w:val="0"/>
+          <w:color w:val="2B2B2B"/>
+          <w:sz w:val="22"/>
+        </w:rPr>
+        <w:t xml:space="preserve"> financiero» (diap. 1). No se pregunta: se anota con el resto de la forma (§9).</w:t>
       </w:r>
     </w:p>
     <w:p>
@@ -1657,7 +2039,140 @@
           <w:color w:val="007433"/>
           <w:sz w:val="32"/>
         </w:rPr>
-        <w:t>5. PREGUNTAS ANTES de escuchar la sustentación</w:t>
+        <w:t>Qué mirar en pantalla mientras exponen</w:t>
+      </w:r>
+    </w:p>
+    <w:p>
+      <w:pPr>
+        <w:pStyle w:val="ListBullet"/>
+      </w:pPr>
+      <w:r>
+        <w:rPr>
+          <w:rFonts w:ascii="Calibri" w:hAnsi="Calibri"/>
+          <w:b/>
+          <w:color w:val="2B2B2B"/>
+          <w:sz w:val="22"/>
+        </w:rPr>
+        <w:t>Diap. 9</w:t>
+      </w:r>
+      <w:r>
+        <w:rPr>
+          <w:rFonts w:ascii="Calibri" w:hAnsi="Calibri"/>
+          <w:b w:val="0"/>
+          <w:color w:val="2B2B2B"/>
+          <w:sz w:val="22"/>
+        </w:rPr>
+        <w:t xml:space="preserve"> — si dicen «validado mediante simulación», marcarlo: es media respuesta a la pregunta 1 dada por ellos.</w:t>
+      </w:r>
+    </w:p>
+    <w:p>
+      <w:pPr>
+        <w:pStyle w:val="ListBullet"/>
+      </w:pPr>
+      <w:r>
+        <w:rPr>
+          <w:rFonts w:ascii="Calibri" w:hAnsi="Calibri"/>
+          <w:b/>
+          <w:color w:val="2B2B2B"/>
+          <w:sz w:val="22"/>
+        </w:rPr>
+        <w:t>Diap. 13</w:t>
+      </w:r>
+      <w:r>
+        <w:rPr>
+          <w:rFonts w:ascii="Calibri" w:hAnsi="Calibri"/>
+          <w:b w:val="0"/>
+          <w:color w:val="2B2B2B"/>
+          <w:sz w:val="22"/>
+        </w:rPr>
+        <w:t xml:space="preserve"> — si aparece el 40 %, es el momento exacto de la pregunta de reserva del mazo.</w:t>
+      </w:r>
+    </w:p>
+    <w:p>
+      <w:pPr>
+        <w:pStyle w:val="ListBullet"/>
+      </w:pPr>
+      <w:r>
+        <w:rPr>
+          <w:rFonts w:ascii="Calibri" w:hAnsi="Calibri"/>
+          <w:b/>
+          <w:color w:val="2B2B2B"/>
+          <w:sz w:val="22"/>
+        </w:rPr>
+        <w:t>Diap. 16</w:t>
+      </w:r>
+      <w:r>
+        <w:rPr>
+          <w:rFonts w:ascii="Calibri" w:hAnsi="Calibri"/>
+          <w:b w:val="0"/>
+          <w:color w:val="2B2B2B"/>
+          <w:sz w:val="22"/>
+        </w:rPr>
+        <w:t xml:space="preserve"> — si el 25 % / 60 % / 100 % se presenta como logro y no como expectativa, el condicional ya está escrito en la §7.</w:t>
+      </w:r>
+    </w:p>
+    <w:p>
+      <w:pPr>
+        <w:pStyle w:val="ListBullet"/>
+      </w:pPr>
+      <w:r>
+        <w:rPr>
+          <w:rFonts w:ascii="Calibri" w:hAnsi="Calibri"/>
+          <w:b/>
+          <w:color w:val="2B2B2B"/>
+          <w:sz w:val="22"/>
+        </w:rPr>
+        <w:t>Diap. 10 y 15</w:t>
+      </w:r>
+      <w:r>
+        <w:rPr>
+          <w:rFonts w:ascii="Calibri" w:hAnsi="Calibri"/>
+          <w:b w:val="0"/>
+          <w:color w:val="2B2B2B"/>
+          <w:sz w:val="22"/>
+        </w:rPr>
+        <w:t xml:space="preserve"> — MACM y plan de adopción son </w:t>
+      </w:r>
+      <w:r>
+        <w:rPr>
+          <w:rFonts w:ascii="Calibri" w:hAnsi="Calibri"/>
+          <w:b/>
+          <w:color w:val="2B2B2B"/>
+          <w:sz w:val="22"/>
+        </w:rPr>
+        <w:t>diseño</w:t>
+      </w:r>
+      <w:r>
+        <w:rPr>
+          <w:rFonts w:ascii="Calibri" w:hAnsi="Calibri"/>
+          <w:b w:val="0"/>
+          <w:color w:val="2B2B2B"/>
+          <w:sz w:val="22"/>
+        </w:rPr>
+        <w:t>: no esperar demo. Si aparece una captura del sistema procesando un archivo, eso sí es nuevo respecto del documento: anotar cuántos movimientos muestra.</w:t>
+      </w:r>
+    </w:p>
+    <w:p>
+      <w:pPr>
+        <w:pStyle w:val="ListBullet"/>
+      </w:pPr>
+      <w:r>
+        <w:rPr>
+          <w:rFonts w:ascii="Calibri" w:hAnsi="Calibri"/>
+          <w:b/>
+          <w:color w:val="2B2B2B"/>
+          <w:sz w:val="22"/>
+        </w:rPr>
+        <w:t>Lo que no va a estar:</w:t>
+      </w:r>
+      <w:r>
+        <w:rPr>
+          <w:rFonts w:ascii="Calibri" w:hAnsi="Calibri"/>
+          <w:b w:val="0"/>
+          <w:color w:val="2B2B2B"/>
+          <w:sz w:val="22"/>
+        </w:rPr>
+        <w:t xml:space="preserve"> la encuesta y el 94,2 %. Si en 12 minutos no aparece su propia evidencia, es justo el desbalance contexto/resultados que la §8 castiga en claridad.</w:t>
       </w:r>
     </w:p>
     <w:p>
@@ -1671,18 +2186,32 @@
           <w:color w:val="007433"/>
           <w:sz w:val="32"/>
         </w:rPr>
-        <w:t>🎯 Las 3 que sí voy a preguntar</w:t>
+        <w:t>6. PREGUNTAS ANTES de escuchar la sustentación</w:t>
       </w:r>
     </w:p>
     <w:p>
+      <w:pPr>
+        <w:spacing w:before="200" w:after="60"/>
+      </w:pPr>
       <w:r>
         <w:rPr>
           <w:rFonts w:ascii="Calibri" w:hAnsi="Calibri"/>
           <w:b/>
-          <w:color w:val="2B2B2B"/>
-          <w:sz w:val="22"/>
-        </w:rPr>
-        <w:t>1. Qué evidencia cierra el objetivo específico 3 — el prototipo y sus pruebas.</w:t>
+          <w:color w:val="007433"/>
+          <w:sz w:val="32"/>
+        </w:rPr>
+        <w:t>🎯 Las 3 que sí voy a preguntar</w:t>
+      </w:r>
+    </w:p>
+    <w:p>
+      <w:r>
+        <w:rPr>
+          <w:rFonts w:ascii="Calibri" w:hAnsi="Calibri"/>
+          <w:b/>
+          <w:color w:val="2B2B2B"/>
+          <w:sz w:val="22"/>
+        </w:rPr>
+        <w:t>1. Resultado medido o cifra ilustrativa — el 94,2 % del objetivo específico 3.</w:t>
       </w:r>
     </w:p>
     <w:p>
@@ -1698,7 +2227,7 @@
           <w:color w:val="2B2B2B"/>
           <w:sz w:val="21"/>
         </w:rPr>
-        <w:t>«Su tercer objetivo específico, en la página 16, es desarrollar un prototipo funcional del MACM en un entorno de simulación y validarlo con pruebas funcionales e indicadores. El panel de la página 62 reporta 94,2% de conciliación autónoma y 12 casos por auditar: ¿sobre cuántos registros y sobre qué archivo de datos simulados se calculó ese 94,2%, y dónde está el informe de pruebas que usted anuncia como entregable en la página 42?»</w:t>
+        <w:t>«La página 64 dice que se “reprodujo el comportamiento esperado”. Para el acta necesito saber cuál de las dos cosas es el 94,2 % del panel de la imagen inferior de la página 62: ¿un resultado medido sobre un archivo de movimientos, o una cifra ilustrativa de la maqueta de interfaz? Si es lo primero, cuántos movimientos traía el archivo.»</w:t>
       </w:r>
     </w:p>
     <w:p>
@@ -1712,7 +2241,7 @@
           <w:color w:val="2B2B2B"/>
           <w:sz w:val="22"/>
         </w:rPr>
-        <w:t>Por qué:</w:t>
+        <w:t>Sale de:</w:t>
       </w:r>
       <w:r>
         <w:rPr>
@@ -1721,7 +2250,43 @@
           <w:color w:val="2B2B2B"/>
           <w:sz w:val="22"/>
         </w:rPr>
-        <w:t xml:space="preserve"> es el único objetivo que exige un producto verificable y el documento no trae informe de pruebas, ni volumen de datos, ni repositorio, ni captura del sistema procesando el archivo; la p. 64 dice que solo se «reprodujo el comportamiento esperado» y las conclusiones (pp. 69-70) no lo mencionan.</w:t>
+        <w:t xml:space="preserve"> documento p. 62 (imagen </w:t>
+      </w:r>
+      <w:r>
+        <w:rPr>
+          <w:rFonts w:ascii="Calibri" w:hAnsi="Calibri"/>
+          <w:b/>
+          <w:color w:val="2B2B2B"/>
+          <w:sz w:val="22"/>
+        </w:rPr>
+        <w:t>inferior</w:t>
+      </w:r>
+      <w:r>
+        <w:rPr>
+          <w:rFonts w:ascii="Calibri" w:hAnsi="Calibri"/>
+          <w:b w:val="0"/>
+          <w:color w:val="2B2B2B"/>
+          <w:sz w:val="22"/>
+        </w:rPr>
+        <w:t xml:space="preserve">) y p. 64 · y del mazo, </w:t>
+      </w:r>
+      <w:r>
+        <w:rPr>
+          <w:rFonts w:ascii="Calibri" w:hAnsi="Calibri"/>
+          <w:b/>
+          <w:color w:val="2B2B2B"/>
+          <w:sz w:val="22"/>
+        </w:rPr>
+        <w:t>diap. 9</w:t>
+      </w:r>
+      <w:r>
+        <w:rPr>
+          <w:rFonts w:ascii="Calibri" w:hAnsi="Calibri"/>
+          <w:b w:val="0"/>
+          <w:color w:val="2B2B2B"/>
+          <w:sz w:val="22"/>
+        </w:rPr>
+        <w:t>, que llama a la validación «simulación de datos».</w:t>
       </w:r>
     </w:p>
     <w:p>
@@ -1735,7 +2300,7 @@
           <w:color w:val="2B2B2B"/>
           <w:sz w:val="22"/>
         </w:rPr>
-        <w:t>Qué la resuelve:</w:t>
+        <w:t>Por qué:</w:t>
       </w:r>
       <w:r>
         <w:rPr>
@@ -1744,7 +2309,43 @@
           <w:color w:val="2B2B2B"/>
           <w:sz w:val="22"/>
         </w:rPr>
-        <w:t xml:space="preserve"> muestra el prototipo corriendo —aunque sea una hoja con macros o un script— cargando un CSV de N registros y produciendo la conciliación; da el número de registros, cuántos cuadraron y cómo se definió el 94,2%; o dice con franqueza que el panel es una maqueta de la interfaz propuesta y que la cifra es ilustrativa, y entonces el objetivo se reformula como diseño.</w:t>
+        <w:t xml:space="preserve"> es el único objetivo que exige un producto verificable (p. 16) y el documento no trae informe de pruebas, ni volumen de datos, ni repositorio, ni captura del sistema procesando el archivo; las conclusiones (pp. 69-70) no lo mencionan. Plantearla como una disyuntiva de dos ramas —medición o ilustración— cierra la salida «lo trabajamos en la fase siguiente», porque las dos ramas son respuestas admisibles y solo una exige un número. </w:t>
+      </w:r>
+      <w:r>
+        <w:rPr>
+          <w:rFonts w:ascii="Calibri" w:hAnsi="Calibri"/>
+          <w:b/>
+          <w:color w:val="2B2B2B"/>
+          <w:sz w:val="22"/>
+        </w:rPr>
+        <w:t>Localizador:</w:t>
+      </w:r>
+      <w:r>
+        <w:rPr>
+          <w:rFonts w:ascii="Calibri" w:hAnsi="Calibri"/>
+          <w:b w:val="0"/>
+          <w:color w:val="2B2B2B"/>
+          <w:sz w:val="22"/>
+        </w:rPr>
+        <w:t xml:space="preserve"> es la imagen </w:t>
+      </w:r>
+      <w:r>
+        <w:rPr>
+          <w:rFonts w:ascii="Calibri" w:hAnsi="Calibri"/>
+          <w:b/>
+          <w:color w:val="2B2B2B"/>
+          <w:sz w:val="22"/>
+        </w:rPr>
+        <w:t>inferior</w:t>
+      </w:r>
+      <w:r>
+        <w:rPr>
+          <w:rFonts w:ascii="Calibri" w:hAnsi="Calibri"/>
+          <w:b w:val="0"/>
+          <w:color w:val="2B2B2B"/>
+          <w:sz w:val="22"/>
+        </w:rPr>
+        <w:t xml:space="preserve"> de la p. 62; la superior es la banda de fases FASE 01-04, y confundirlas en voz alta le regala el punto.</w:t>
       </w:r>
     </w:p>
     <w:p>
@@ -1758,7 +2359,7 @@
           <w:color w:val="2B2B2B"/>
           <w:sz w:val="22"/>
         </w:rPr>
-        <w:t>Qué la agrava:</w:t>
+        <w:t>Qué la resuelve:</w:t>
       </w:r>
       <w:r>
         <w:rPr>
@@ -1767,10 +2368,13 @@
           <w:color w:val="2B2B2B"/>
           <w:sz w:val="22"/>
         </w:rPr>
-        <w:t xml:space="preserve"> que el 94,2% no venga de ninguna corrida y se presente como resultado; o «lo tengo en el computador de la oficina y no puedo mostrarlo».</w:t>
+        <w:t xml:space="preserve"> decir «medido» y dar el número de movimientos; o decir «ilustrativa» con franqueza, con lo cual el objetivo se reformula como diseño y el reconocimiento suma. Hay una comprobación aritmética a mano: si el 94,2 % y los 12 casos por auditar salen de la misma corrida, el archivo tenía del orden de 12 ÷ (1 − 0,942) ≈ 207 movimientos; si la cifra que dice se aleja mucho de ahí, conviene pedirle que la cuadre.</w:t>
       </w:r>
     </w:p>
     <w:p>
+      <w:pPr>
+        <w:pStyle w:val="ListBullet"/>
+      </w:pPr>
       <w:r>
         <w:rPr>
           <w:rFonts w:ascii="Calibri" w:hAnsi="Calibri"/>
@@ -1778,7 +2382,27 @@
           <w:color w:val="2B2B2B"/>
           <w:sz w:val="22"/>
         </w:rPr>
-        <w:t>2. Quién respondió y cuántos: la encuesta contra el plan de entrevistas.</w:t>
+        <w:t>Qué la agrava:</w:t>
+      </w:r>
+      <w:r>
+        <w:rPr>
+          <w:rFonts w:ascii="Calibri" w:hAnsi="Calibri"/>
+          <w:b w:val="0"/>
+          <w:color w:val="2B2B2B"/>
+          <w:sz w:val="22"/>
+        </w:rPr>
+        <w:t xml:space="preserve"> que el 94,2 % no venga de ninguna corrida y se presente como resultado; o «lo tengo en el computador de la oficina y no puedo mostrarlo».</w:t>
+      </w:r>
+    </w:p>
+    <w:p>
+      <w:r>
+        <w:rPr>
+          <w:rFonts w:ascii="Calibri" w:hAnsi="Calibri"/>
+          <w:b/>
+          <w:color w:val="2B2B2B"/>
+          <w:sz w:val="22"/>
+        </w:rPr>
+        <w:t>2. Cuántos de los diez son de Tesorería.</w:t>
       </w:r>
     </w:p>
     <w:p>
@@ -1794,7 +2418,7 @@
           <w:color w:val="2B2B2B"/>
           <w:sz w:val="21"/>
         </w:rPr>
-        <w:t>«La metodología, en la página 33, anuncia seis participantes: dos directivos, tres funcionarios de tesorería y un responsable de TI, con entrevistas semiestructuradas; los resultados de la página 45 reportan una encuesta con n igual a 10, seis auxiliares y cuatro analistas; y el anexo trae tres encuestas diligenciadas de Control Operativo, Contabilidad y Cartera. ¿Cuántas encuestas se aplicaron finalmente, a qué áreas, y qué pasó con las entrevistas a directivos y a TI?»</w:t>
+        <w:t>«La página 45 caracteriza los diez encuestados y las tres encuestas escaneadas del anexo traen escritas a mano las áreas Control operativo, CONTABILIDAD y Cartera. De esos diez encuestados, ¿cuántos pertenecen al área de Tesorería? Dígame el número.»</w:t>
       </w:r>
     </w:p>
     <w:p>
@@ -1808,7 +2432,7 @@
           <w:color w:val="2B2B2B"/>
           <w:sz w:val="22"/>
         </w:rPr>
-        <w:t>Por qué:</w:t>
+        <w:t>Sale de:</w:t>
       </w:r>
       <w:r>
         <w:rPr>
@@ -1817,7 +2441,25 @@
           <w:color w:val="2B2B2B"/>
           <w:sz w:val="22"/>
         </w:rPr>
-        <w:t xml:space="preserve"> todo el capítulo 9 y toda la justificación del MACM se apoyan en porcentajes sobre 10 respuestas; el documento no reporta ni una línea de las entrevistas, la observación o la triangulación que anuncia (pp. 33, 36, 38), y el anexo (pp. 77-85) documenta tres formularios, no diez.</w:t>
+        <w:t xml:space="preserve"> documento p. 45 y anexos pp. 77, 80 y 83. </w:t>
+      </w:r>
+      <w:r>
+        <w:rPr>
+          <w:rFonts w:ascii="Calibri" w:hAnsi="Calibri"/>
+          <w:b/>
+          <w:color w:val="2B2B2B"/>
+          <w:sz w:val="22"/>
+        </w:rPr>
+        <w:t>En el mazo no hay ninguna diapositiva de la encuesta</w:t>
+      </w:r>
+      <w:r>
+        <w:rPr>
+          <w:rFonts w:ascii="Calibri" w:hAnsi="Calibri"/>
+          <w:b w:val="0"/>
+          <w:color w:val="2B2B2B"/>
+          <w:sz w:val="22"/>
+        </w:rPr>
+        <w:t>: nada en pantalla la respalda ni la contradice, así que hay que citar el folio.</w:t>
       </w:r>
     </w:p>
     <w:p>
@@ -1831,7 +2473,7 @@
           <w:color w:val="2B2B2B"/>
           <w:sz w:val="22"/>
         </w:rPr>
-        <w:t>Qué la resuelve:</w:t>
+        <w:t>Por qué:</w:t>
       </w:r>
       <w:r>
         <w:rPr>
@@ -1840,7 +2482,25 @@
           <w:color w:val="2B2B2B"/>
           <w:sz w:val="22"/>
         </w:rPr>
-        <w:t xml:space="preserve"> explica que el diseño migró de entrevistas a encuesta censal del equipo, sustenta las 10 respuestas —aunque solo tres se hayan escaneado— y reconoce que la metodología quedó sin actualizar. Cualquier respuesta que ordene el dato real es buena respuesta.</w:t>
+        <w:t xml:space="preserve"> todo el capítulo 9 y toda la justificación del MACM se apoyan en porcentajes sobre esas diez respuestas, y el trabajo es sobre la </w:t>
+      </w:r>
+      <w:r>
+        <w:rPr>
+          <w:rFonts w:ascii="Calibri" w:hAnsi="Calibri"/>
+          <w:b/>
+          <w:color w:val="2B2B2B"/>
+          <w:sz w:val="22"/>
+        </w:rPr>
+        <w:t>tesorería</w:t>
+      </w:r>
+      <w:r>
+        <w:rPr>
+          <w:rFonts w:ascii="Calibri" w:hAnsi="Calibri"/>
+          <w:b w:val="0"/>
+          <w:color w:val="2B2B2B"/>
+          <w:sz w:val="22"/>
+        </w:rPr>
+        <w:t>: si ninguno de los encuestados es de Tesorería, el diagnóstico describe otra cosa. Las tres únicas áreas verificables son las manuscritas del anexo (pp. 77, 80 y 83) y ninguna es Tesorería. Pedir un número —y solo uno— es lo que impide que la respuesta se vaya al relato del muestreo.</w:t>
       </w:r>
     </w:p>
     <w:p>
@@ -1854,7 +2514,7 @@
           <w:color w:val="2B2B2B"/>
           <w:sz w:val="22"/>
         </w:rPr>
-        <w:t>Qué la agrava:</w:t>
+        <w:t>Qué la resuelve:</w:t>
       </w:r>
       <w:r>
         <w:rPr>
@@ -1863,10 +2523,13 @@
           <w:color w:val="2B2B2B"/>
           <w:sz w:val="22"/>
         </w:rPr>
-        <w:t xml:space="preserve"> insistir en que se hicieron las seis entrevistas sin poder decir a quién ni mostrar nada; o no distinguir entre lo que planeó y lo que aplicó.</w:t>
+        <w:t xml:space="preserve"> el número, y de dónde sale. Si es cero o uno, reconocerlo y explicar por qué el equipo de conciliación está en Contabilidad y Cartera es una respuesta sólida, no una concesión: en una cooperativa mediana la operación de tesorería la ejecutan esas áreas.</w:t>
       </w:r>
     </w:p>
     <w:p>
+      <w:pPr>
+        <w:pStyle w:val="ListBullet"/>
+      </w:pPr>
       <w:r>
         <w:rPr>
           <w:rFonts w:ascii="Calibri" w:hAnsi="Calibri"/>
@@ -1874,7 +2537,27 @@
           <w:color w:val="2B2B2B"/>
           <w:sz w:val="22"/>
         </w:rPr>
-        <w:t>3. De una cooperativa a «las cooperativas financieras de Bogotá».</w:t>
+        <w:t>Qué la agrava:</w:t>
+      </w:r>
+      <w:r>
+        <w:rPr>
+          <w:rFonts w:ascii="Calibri" w:hAnsi="Calibri"/>
+          <w:b w:val="0"/>
+          <w:color w:val="2B2B2B"/>
+          <w:sz w:val="22"/>
+        </w:rPr>
+        <w:t xml:space="preserve"> responder con el n = 10 sin desagregar; o afirmar que los diez son de Tesorería cuando el anexo dice otra cosa en las tres hojas legibles.</w:t>
+      </w:r>
+    </w:p>
+    <w:p>
+      <w:r>
+        <w:rPr>
+          <w:rFonts w:ascii="Calibri" w:hAnsi="Calibri"/>
+          <w:b/>
+          <w:color w:val="2B2B2B"/>
+          <w:sz w:val="22"/>
+        </w:rPr>
+        <w:t>3. Cuántas cooperativas de Bogotá.</w:t>
       </w:r>
     </w:p>
     <w:p>
@@ -1890,7 +2573,7 @@
           <w:color w:val="2B2B2B"/>
           <w:sz w:val="21"/>
         </w:rPr>
-        <w:t>«El título y el objetivo general hablan de las cooperativas financieras de la ciudad de Bogotá, pero el diseño es un estudio de caso único en una sola cooperativa, con diez encuestas de un área. ¿Qué parte de su estrategia es transferible a otra cooperativa de Bogotá y qué parte solo funciona en la entidad que estudió?»</w:t>
+        <w:t>«El título de la portada y el objetivo general de la página 16 hablan de las cooperativas financieras de la ciudad de Bogotá. ¿En cuántas cooperativas de Bogotá aplicó usted el instrumento? Dígame el número.»</w:t>
       </w:r>
     </w:p>
     <w:p>
@@ -1904,7 +2587,7 @@
           <w:color w:val="2B2B2B"/>
           <w:sz w:val="22"/>
         </w:rPr>
-        <w:t>Por qué:</w:t>
+        <w:t>Sale de:</w:t>
       </w:r>
       <w:r>
         <w:rPr>
@@ -1913,7 +2596,25 @@
           <w:color w:val="2B2B2B"/>
           <w:sz w:val="22"/>
         </w:rPr>
-        <w:t xml:space="preserve"> la p. 31 declara caso único y la p. 35 una sola unidad de análisis, mientras el título (p. 1), el objetivo (p. 16) y el resumen (p. 7) están escritos en plural sectorial. El documento afirma que los resultados «pueden ser extrapolados y adaptados a otras organizaciones con características similares» (p. 31) sin decir a cuáles ni con qué criterio.</w:t>
+        <w:t xml:space="preserve"> portada y p. 16 (plural sectorial) contra p. 31 (caso único) · y </w:t>
+      </w:r>
+      <w:r>
+        <w:rPr>
+          <w:rFonts w:ascii="Calibri" w:hAnsi="Calibri"/>
+          <w:b/>
+          <w:color w:val="2B2B2B"/>
+          <w:sz w:val="22"/>
+        </w:rPr>
+        <w:t>diap. 11</w:t>
+      </w:r>
+      <w:r>
+        <w:rPr>
+          <w:rFonts w:ascii="Calibri" w:hAnsi="Calibri"/>
+          <w:b w:val="0"/>
+          <w:color w:val="2B2B2B"/>
+          <w:sz w:val="22"/>
+        </w:rPr>
+        <w:t>, que dice «CASO ESTUDIO ÚNICO» en pantalla.</w:t>
       </w:r>
     </w:p>
     <w:p>
@@ -1927,7 +2628,7 @@
           <w:color w:val="2B2B2B"/>
           <w:sz w:val="22"/>
         </w:rPr>
-        <w:t>Qué la resuelve:</w:t>
+        <w:t>Por qué:</w:t>
       </w:r>
       <w:r>
         <w:rPr>
@@ -1936,7 +2637,25 @@
           <w:color w:val="2B2B2B"/>
           <w:sz w:val="22"/>
         </w:rPr>
-        <w:t xml:space="preserve"> nombra la condición que hace transferible el MACM —una cooperativa con Core sin API y conciliación manual— y reconoce que el diagnóstico es de esa entidad; o propone acotar el título al caso. Es la pregunta que le permite lucirse: sabe del sector.</w:t>
+        <w:t xml:space="preserve"> la p. 31 declara caso único y la p. 35 una sola unidad de análisis, mientras el título (p. 1), el objetivo (p. 16) y el resumen (p. 7) están escritos en plural sectorial; el documento afirma además que los resultados «pueden ser extrapolados y adaptados a otras organizaciones con características similares» (p. 31) sin decir a cuáles ni con qué criterio. La respuesta es «en una», la sabe, y decirla en voz alta es lo que abre la conversación sobre transferibilidad sin que el jurado tenga que acusar de nada. </w:t>
+      </w:r>
+      <w:r>
+        <w:rPr>
+          <w:rFonts w:ascii="Calibri" w:hAnsi="Calibri"/>
+          <w:b/>
+          <w:color w:val="2B2B2B"/>
+          <w:sz w:val="22"/>
+        </w:rPr>
+        <w:t>El título está en la portada, no en la p. 16:</w:t>
+      </w:r>
+      <w:r>
+        <w:rPr>
+          <w:rFonts w:ascii="Calibri" w:hAnsi="Calibri"/>
+          <w:b w:val="0"/>
+          <w:color w:val="2B2B2B"/>
+          <w:sz w:val="22"/>
+        </w:rPr>
+        <w:t xml:space="preserve"> citarlos por separado.</w:t>
       </w:r>
     </w:p>
     <w:p>
@@ -1950,6 +2669,29 @@
           <w:color w:val="2B2B2B"/>
           <w:sz w:val="22"/>
         </w:rPr>
+        <w:t>Qué la resuelve:</w:t>
+      </w:r>
+      <w:r>
+        <w:rPr>
+          <w:rFonts w:ascii="Calibri" w:hAnsi="Calibri"/>
+          <w:b w:val="0"/>
+          <w:color w:val="2B2B2B"/>
+          <w:sz w:val="22"/>
+        </w:rPr>
+        <w:t xml:space="preserve"> decir «en una» y, sin que se lo pidan, nombrar la condición que hace transferible el MACM —una cooperativa con Core sin API y conciliación manual— o proponer acotar el título al caso. Es la pregunta que le permite lucirse: sabe del sector.</w:t>
+      </w:r>
+    </w:p>
+    <w:p>
+      <w:pPr>
+        <w:pStyle w:val="ListBullet"/>
+      </w:pPr>
+      <w:r>
+        <w:rPr>
+          <w:rFonts w:ascii="Calibri" w:hAnsi="Calibri"/>
+          <w:b/>
+          <w:color w:val="2B2B2B"/>
+          <w:sz w:val="22"/>
+        </w:rPr>
         <w:t>Qué la agrava:</w:t>
       </w:r>
       <w:r>
@@ -1978,25 +2720,16 @@
     </w:p>
     <w:p>
       <w:pPr>
-        <w:pStyle w:val="ListNumber"/>
+        <w:spacing w:before="140" w:after="60"/>
       </w:pPr>
       <w:r>
         <w:rPr>
           <w:rFonts w:ascii="Calibri" w:hAnsi="Calibri"/>
           <w:b/>
-          <w:color w:val="2B2B2B"/>
-          <w:sz w:val="22"/>
-        </w:rPr>
-        <w:t>El 40% de madurez de la diapositiva 13.</w:t>
-      </w:r>
-      <w:r>
-        <w:rPr>
-          <w:rFonts w:ascii="Calibri" w:hAnsi="Calibri"/>
-          <w:b w:val="0"/>
-          <w:color w:val="2B2B2B"/>
-          <w:sz w:val="22"/>
-        </w:rPr>
-        <w:t xml:space="preserve"> «Su diapositiva 13 ubica la organización en 40% de madurez, nivel IV del DMM de Gartner. El documento presenta el DMM como referente (p. 23) y anuncia ubicar el nivel (p. 33), pero no lo reporta. ¿Con qué instrumento y con qué escala llegó a ese 40%?»</w:t>
+          <w:color w:val="0C2340"/>
+          <w:sz w:val="27"/>
+        </w:rPr>
+        <w:t>Del documento</w:t>
       </w:r>
     </w:p>
     <w:p>
@@ -2010,7 +2743,7 @@
           <w:color w:val="2B2B2B"/>
           <w:sz w:val="22"/>
         </w:rPr>
-        <w:t>Alcance contra procedimiento.</w:t>
+        <w:t>El informe de pruebas.</w:t>
       </w:r>
       <w:r>
         <w:rPr>
@@ -2019,7 +2752,7 @@
           <w:color w:val="2B2B2B"/>
           <w:sz w:val="22"/>
         </w:rPr>
-        <w:t xml:space="preserve"> «La página 19 dice que el alcance no contempla la ejecución ni la prueba directa de las herramientas, y la página 37 que no hay implementación; las páginas 41 a 43 narran en pasado la configuración, las pruebas, la capacitación y la medición de indicadores. ¿Qué de eso ocurrió realmente en la cooperativa?»</w:t>
+        <w:t xml:space="preserve"> «La página 42 anuncia un informe de pruebas como entregable del objetivo 3. ¿Dónde quedó ese informe?»</w:t>
       </w:r>
     </w:p>
     <w:p>
@@ -2033,7 +2766,7 @@
           <w:color w:val="2B2B2B"/>
           <w:sz w:val="22"/>
         </w:rPr>
-        <w:t>Confidencialidad.</w:t>
+        <w:t>La antigüedad de la muestra.</w:t>
       </w:r>
       <w:r>
         <w:rPr>
@@ -2042,7 +2775,16 @@
           <w:color w:val="2B2B2B"/>
           <w:sz w:val="22"/>
         </w:rPr>
-        <w:t xml:space="preserve"> «Su metodología promete anonimato institucional (pp. 31 y 35), pero la página 26 trae la personería jurídica y la resolución de autorización, y la página 27 los convenios con Finagro y el FNG. ¿Cómo se manejó la autorización de la entidad y el consentimiento de las personas que respondieron, teniendo en cuenta que en la página 83 quedó un nombre manuscrito?»</w:t>
+        <w:t xml:space="preserve"> «La página 45 dice que los diez tienen antigüedad “entre 1 y 4 años”, una categoría que no existe en su propio instrumento, cuyas opciones son “Menos de 1 año / 1-3 / 4-6 / Más de 6” (p. 74); y en dos de las tres encuestas escaneadas lo marcado es “Menos de 1 año” (pp. 80 y 83). ¿De dónde sale esa categoría?» </w:t>
+      </w:r>
+      <w:r>
+        <w:rPr>
+          <w:rFonts w:ascii="Calibri" w:hAnsi="Calibri"/>
+          <w:i/>
+          <w:color w:val="2B2B2B"/>
+          <w:sz w:val="22"/>
+        </w:rPr>
+        <w:t>(La encuesta con «1-3 años» no contradice nada: la pinza son las dos de «Menos de 1 año».)</w:t>
       </w:r>
     </w:p>
     <w:p>
@@ -2056,7 +2798,7 @@
           <w:color w:val="2B2B2B"/>
           <w:sz w:val="22"/>
         </w:rPr>
-        <w:t>El plan del objetivo 4.</w:t>
+        <w:t>Alcance contra procedimiento.</w:t>
       </w:r>
       <w:r>
         <w:rPr>
@@ -2065,7 +2807,7 @@
           <w:color w:val="2B2B2B"/>
           <w:sz w:val="22"/>
         </w:rPr>
-        <w:t xml:space="preserve"> «El objetivo 4 incluye evaluación de usuarios. ¿Con qué instrumento se evaluaría la adopción, y en qué plazo, más allá de las mentorías cruzadas y el microlearning de las páginas 67 y 68?»</w:t>
+        <w:t xml:space="preserve"> «La página 19 dice que el alcance no contempla la ejecución ni la prueba directa de las herramientas, y la página 37 que no hay implementación; las páginas 41 a 43 narran en pasado la configuración, las pruebas, la capacitación y la medición de indicadores. ¿Qué de eso ocurrió realmente en la cooperativa?»</w:t>
       </w:r>
     </w:p>
     <w:p>
@@ -2079,7 +2821,7 @@
           <w:color w:val="2B2B2B"/>
           <w:sz w:val="22"/>
         </w:rPr>
-        <w:t>METD-TES.</w:t>
+        <w:t>Confidencialidad.</w:t>
       </w:r>
       <w:r>
         <w:rPr>
@@ -2088,7 +2830,7 @@
           <w:color w:val="2B2B2B"/>
           <w:sz w:val="22"/>
         </w:rPr>
-        <w:t xml:space="preserve"> «Propone el modelo METD-TES de seis fases como aporte propio (pp. 43-44). ¿En qué se diferencia de las cuatro fases metodológicas que ya usó, y en qué parte del trabajo lo aplicó?»</w:t>
+        <w:t xml:space="preserve"> «Su metodología promete anonimato institucional (pp. 31 y 35), pero la página 26 trae la personería jurídica y la resolución de autorización, y la página 27 los convenios con Finagro y el FNG. ¿Cómo se manejó la autorización de la entidad y el consentimiento de las personas que respondieron, teniendo en cuenta que en la página 83 quedó un nombre manuscrito?»</w:t>
       </w:r>
     </w:p>
     <w:p>
@@ -2102,6 +2844,52 @@
           <w:color w:val="2B2B2B"/>
           <w:sz w:val="22"/>
         </w:rPr>
+        <w:t>El plan del objetivo 4.</w:t>
+      </w:r>
+      <w:r>
+        <w:rPr>
+          <w:rFonts w:ascii="Calibri" w:hAnsi="Calibri"/>
+          <w:b w:val="0"/>
+          <w:color w:val="2B2B2B"/>
+          <w:sz w:val="22"/>
+        </w:rPr>
+        <w:t xml:space="preserve"> «El objetivo 4 incluye evaluación de usuarios. ¿Con qué instrumento se evaluaría la adopción, y en qué plazo, más allá de las mentorías cruzadas y el microlearning de las páginas 67 y 68?»</w:t>
+      </w:r>
+    </w:p>
+    <w:p>
+      <w:pPr>
+        <w:pStyle w:val="ListNumber"/>
+      </w:pPr>
+      <w:r>
+        <w:rPr>
+          <w:rFonts w:ascii="Calibri" w:hAnsi="Calibri"/>
+          <w:b/>
+          <w:color w:val="2B2B2B"/>
+          <w:sz w:val="22"/>
+        </w:rPr>
+        <w:t>METD-TES.</w:t>
+      </w:r>
+      <w:r>
+        <w:rPr>
+          <w:rFonts w:ascii="Calibri" w:hAnsi="Calibri"/>
+          <w:b w:val="0"/>
+          <w:color w:val="2B2B2B"/>
+          <w:sz w:val="22"/>
+        </w:rPr>
+        <w:t xml:space="preserve"> «Propone el modelo METD-TES de seis fases como aporte propio (pp. 43-44). ¿En qué se diferencia de las cuatro fases metodológicas que ya usó, y en qué parte del trabajo lo aplicó?»</w:t>
+      </w:r>
+    </w:p>
+    <w:p>
+      <w:pPr>
+        <w:pStyle w:val="ListNumber"/>
+      </w:pPr>
+      <w:r>
+        <w:rPr>
+          <w:rFonts w:ascii="Calibri" w:hAnsi="Calibri"/>
+          <w:b/>
+          <w:color w:val="2B2B2B"/>
+          <w:sz w:val="22"/>
+        </w:rPr>
         <w:t>Viabilidad.</w:t>
       </w:r>
       <w:r>
@@ -2112,6 +2900,148 @@
           <w:sz w:val="22"/>
         </w:rPr>
         <w:t xml:space="preserve"> «No hay presupuesto ni cronograma en el documento. Si mañana la cooperativa aprueba el MACM, ¿cuánto cuesta y en cuánto tiempo se pone en producción?»</w:t>
+      </w:r>
+    </w:p>
+    <w:p>
+      <w:pPr>
+        <w:spacing w:before="140" w:after="60"/>
+      </w:pPr>
+      <w:r>
+        <w:rPr>
+          <w:rFonts w:ascii="Calibri" w:hAnsi="Calibri"/>
+          <w:b/>
+          <w:color w:val="0C2340"/>
+          <w:sz w:val="27"/>
+        </w:rPr>
+        <w:t>De las diapositivas</w:t>
+      </w:r>
+    </w:p>
+    <w:p>
+      <w:r>
+        <w:rPr>
+          <w:rFonts w:ascii="Calibri" w:hAnsi="Calibri"/>
+          <w:b w:val="0"/>
+          <w:color w:val="2B2B2B"/>
+          <w:sz w:val="22"/>
+        </w:rPr>
+        <w:t xml:space="preserve">Estas tres solo se hacen </w:t>
+      </w:r>
+      <w:r>
+        <w:rPr>
+          <w:rFonts w:ascii="Calibri" w:hAnsi="Calibri"/>
+          <w:b/>
+          <w:color w:val="2B2B2B"/>
+          <w:sz w:val="22"/>
+        </w:rPr>
+        <w:t>si la diapositiva sale en pantalla</w:t>
+      </w:r>
+      <w:r>
+        <w:rPr>
+          <w:rFonts w:ascii="Calibri" w:hAnsi="Calibri"/>
+          <w:b w:val="0"/>
+          <w:color w:val="2B2B2B"/>
+          <w:sz w:val="22"/>
+        </w:rPr>
+        <w:t>. Los números de reserva no se reordenaron —la hoja de respuestas los cita— así que van fuera de secuencia a propósito.</w:t>
+      </w:r>
+    </w:p>
+    <w:p>
+      <w:pPr>
+        <w:pStyle w:val="ListNumber"/>
+      </w:pPr>
+      <w:r>
+        <w:rPr>
+          <w:rFonts w:ascii="Calibri" w:hAnsi="Calibri"/>
+          <w:b/>
+          <w:color w:val="2B2B2B"/>
+          <w:sz w:val="22"/>
+        </w:rPr>
+        <w:t>El 40 % de madurez de la diapositiva 13.</w:t>
+      </w:r>
+      <w:r>
+        <w:rPr>
+          <w:rFonts w:ascii="Calibri" w:hAnsi="Calibri"/>
+          <w:b w:val="0"/>
+          <w:color w:val="2B2B2B"/>
+          <w:sz w:val="22"/>
+        </w:rPr>
+        <w:t xml:space="preserve"> «Su diapositiva 13 ubica la organización en 40% de madurez, nivel IV del DMM de Gartner. El documento presenta el DMM como referente (p. 23) y anuncia ubicar el nivel (p. 33), pero no lo reporta. ¿Con qué instrumento y con qué escala llegó a ese 40 %?»</w:t>
+      </w:r>
+    </w:p>
+    <w:p>
+      <w:r>
+        <w:rPr>
+          <w:rFonts w:ascii="Calibri" w:hAnsi="Calibri"/>
+          <w:b w:val="0"/>
+          <w:color w:val="2B2B2B"/>
+          <w:sz w:val="22"/>
+        </w:rPr>
+        <w:t xml:space="preserve">6-bis. </w:t>
+      </w:r>
+      <w:r>
+        <w:rPr>
+          <w:rFonts w:ascii="Calibri" w:hAnsi="Calibri"/>
+          <w:b/>
+          <w:color w:val="2B2B2B"/>
+          <w:sz w:val="22"/>
+        </w:rPr>
+        <w:t>Los 5-8 días de la diapositiva 3.</w:t>
+      </w:r>
+      <w:r>
+        <w:rPr>
+          <w:rFonts w:ascii="Calibri" w:hAnsi="Calibri"/>
+          <w:b w:val="0"/>
+          <w:color w:val="2B2B2B"/>
+          <w:sz w:val="22"/>
+        </w:rPr>
+        <w:t xml:space="preserve"> «Su diapositiva 3 compara los tiempos de respuesta de las cooperativas, 5 a 8 días, con los de la banca tradicional, 3 a 5. ¿De dónde salen esas dos cifras?» </w:t>
+      </w:r>
+      <w:r>
+        <w:rPr>
+          <w:rFonts w:ascii="Calibri" w:hAnsi="Calibri"/>
+          <w:i/>
+          <w:color w:val="2B2B2B"/>
+          <w:sz w:val="22"/>
+        </w:rPr>
+        <w:t>(No están en el documento; buscado en pp. 14-15.)</w:t>
+      </w:r>
+    </w:p>
+    <w:p>
+      <w:r>
+        <w:rPr>
+          <w:rFonts w:ascii="Calibri" w:hAnsi="Calibri"/>
+          <w:b w:val="0"/>
+          <w:color w:val="2B2B2B"/>
+          <w:sz w:val="22"/>
+        </w:rPr>
+        <w:t xml:space="preserve">6-ter. </w:t>
+      </w:r>
+      <w:r>
+        <w:rPr>
+          <w:rFonts w:ascii="Calibri" w:hAnsi="Calibri"/>
+          <w:b/>
+          <w:color w:val="2B2B2B"/>
+          <w:sz w:val="22"/>
+        </w:rPr>
+        <w:t>Las seis entrevistas de la diapositiva 11.</w:t>
+      </w:r>
+      <w:r>
+        <w:rPr>
+          <w:rFonts w:ascii="Calibri" w:hAnsi="Calibri"/>
+          <w:b w:val="0"/>
+          <w:color w:val="2B2B2B"/>
+          <w:sz w:val="22"/>
+        </w:rPr>
+        <w:t xml:space="preserve"> «Su diapositiva 11 presenta entrevistas a dos directivos, tres funcionarios de tesorería y un responsable de TI. ¿Se realizaron esas seis entrevistas y dónde quedaron sus resultados?» </w:t>
+      </w:r>
+      <w:r>
+        <w:rPr>
+          <w:rFonts w:ascii="Calibri" w:hAnsi="Calibri"/>
+          <w:i/>
+          <w:color w:val="2B2B2B"/>
+          <w:sz w:val="22"/>
+        </w:rPr>
+        <w:t>(El capítulo de resultados es solo la encuesta de diez, p. 45. Es la versión suave del hueco: se pregunta por el paradero, no por la omisión.)</w:t>
       </w:r>
     </w:p>
     <w:p>
@@ -2125,7 +3055,7 @@
           <w:color w:val="007433"/>
           <w:sz w:val="32"/>
         </w:rPr>
-        <w:t>6. PREGUNTAS DESPUÉS — condicionales, para marcar en caliente</w:t>
+        <w:t>7. PREGUNTAS DESPUÉS — condicionales, para marcar en caliente</w:t>
       </w:r>
     </w:p>
     <w:p>
@@ -2171,7 +3101,7 @@
           <w:color w:val="2B2B2B"/>
           <w:sz w:val="22"/>
         </w:rPr>
-        <w:t xml:space="preserve"> (ni video, ni captura, ni corrida en vivo) → pasar directo a la pregunta 1, sin preámbulo, y pedir el número de registros procesados.</w:t>
+        <w:t xml:space="preserve"> (ni video, ni captura, ni corrida en vivo) → pasar directo a la pregunta 1, sin preámbulo, y pedir el número de movimientos del archivo.</w:t>
       </w:r>
     </w:p>
     <w:p>
@@ -2185,7 +3115,7 @@
           <w:color w:val="2B2B2B"/>
           <w:sz w:val="22"/>
         </w:rPr>
-        <w:t>Si muestra el sistema funcionando</w:t>
+        <w:t>Si contesta «ilustrativa» en la pregunta 1</w:t>
       </w:r>
       <w:r>
         <w:rPr>
@@ -2194,7 +3124,7 @@
           <w:color w:val="2B2B2B"/>
           <w:sz w:val="22"/>
         </w:rPr>
-        <w:t xml:space="preserve"> → «¿Qué pasa cuando el archivo del banco trae una transacción duplicada o una fecha inválida? La página 63 dice que hay reglas de calidad: muéstreme el registro que el sistema rechaza.»</w:t>
+        <w:t xml:space="preserve"> → no insistir: es la respuesta honesta y sube. Pasar a la reserva 4, el informe de pruebas anunciado en la p. 42, solo si sobra tiempo.</w:t>
       </w:r>
     </w:p>
     <w:p>
@@ -2208,7 +3138,7 @@
           <w:color w:val="2B2B2B"/>
           <w:sz w:val="22"/>
         </w:rPr>
-        <w:t>Si afirma que aplicó entrevistas a directivos y a TI</w:t>
+        <w:t>Si muestra el sistema funcionando</w:t>
       </w:r>
       <w:r>
         <w:rPr>
@@ -2217,7 +3147,7 @@
           <w:color w:val="2B2B2B"/>
           <w:sz w:val="22"/>
         </w:rPr>
-        <w:t xml:space="preserve"> → «¿Cuántas, en qué fechas, y qué hallazgo del capítulo 9 sale de ellas y no de la encuesta?»</w:t>
+        <w:t xml:space="preserve"> → «¿Qué pasa cuando el archivo del banco trae una transacción duplicada o una fecha inválida? La página 63 dice que hay reglas de calidad: muéstreme el registro que el sistema rechaza.»</w:t>
       </w:r>
     </w:p>
     <w:p>
@@ -2231,7 +3161,7 @@
           <w:color w:val="2B2B2B"/>
           <w:sz w:val="22"/>
         </w:rPr>
-        <w:t>Si dice n = 10 en la exposición</w:t>
+        <w:t>Si afirma que aplicó entrevistas a directivos y a TI</w:t>
       </w:r>
       <w:r>
         <w:rPr>
@@ -2240,7 +3170,7 @@
           <w:color w:val="2B2B2B"/>
           <w:sz w:val="22"/>
         </w:rPr>
-        <w:t xml:space="preserve"> → «El anexo trae tres formularios diligenciados (pp. 77-85). ¿Dónde están los otros siete?»</w:t>
+        <w:t xml:space="preserve"> → «¿Cuántas, en qué fechas, y qué hallazgo del capítulo 9 sale de ellas y no de la encuesta?»</w:t>
       </w:r>
     </w:p>
     <w:p>
@@ -2254,7 +3184,7 @@
           <w:color w:val="2B2B2B"/>
           <w:sz w:val="22"/>
         </w:rPr>
-        <w:t>Si presenta el 94,2% como logro del proyecto</w:t>
+        <w:t>Si dice n = 10 en la exposición</w:t>
       </w:r>
       <w:r>
         <w:rPr>
@@ -2263,7 +3193,7 @@
           <w:color w:val="2B2B2B"/>
           <w:sz w:val="22"/>
         </w:rPr>
-        <w:t xml:space="preserve"> → pedir el denominador: cuántos movimientos, de qué periodo, de qué archivo.</w:t>
+        <w:t xml:space="preserve"> → «El anexo trae tres formularios diligenciados (pp. 77-85). ¿Dónde están los otros siete?»</w:t>
       </w:r>
     </w:p>
     <w:p>
@@ -2277,7 +3207,7 @@
           <w:color w:val="2B2B2B"/>
           <w:sz w:val="22"/>
         </w:rPr>
-        <w:t>Si declara que el MACM ya está en operación en la cooperativa</w:t>
+        <w:t>Si presenta el 94,2% como logro del proyecto</w:t>
       </w:r>
       <w:r>
         <w:rPr>
@@ -2286,7 +3216,7 @@
           <w:color w:val="2B2B2B"/>
           <w:sz w:val="22"/>
         </w:rPr>
-        <w:t xml:space="preserve"> → «Entonces la limitación de la página 19 y la afirmación de la página 37 hay que corregirlas; ¿desde cuándo opera y quién lo usa hoy?»</w:t>
+        <w:t xml:space="preserve"> → pedir el denominador: cuántos movimientos, de qué periodo, de qué archivo. Si da una cifra, cuadrarla contra los 12 casos por auditar: 12 ÷ (1 − 0,942) ≈ 207 movimientos.</w:t>
       </w:r>
     </w:p>
     <w:p>
@@ -2300,7 +3230,7 @@
           <w:color w:val="2B2B2B"/>
           <w:sz w:val="22"/>
         </w:rPr>
-        <w:t>Si se le acaba el tiempo y salta los resultados</w:t>
+        <w:t>Si dice que los diez encuestados son de Tesorería</w:t>
       </w:r>
       <w:r>
         <w:rPr>
@@ -2309,7 +3239,7 @@
           <w:color w:val="2B2B2B"/>
           <w:sz w:val="22"/>
         </w:rPr>
-        <w:t xml:space="preserve"> → preguntar únicamente por el objetivo 3 (pregunta 1). Es el que decide la nota.</w:t>
+        <w:t xml:space="preserve"> → «en las tres encuestas escaneadas que se pueden leer, las áreas manuscritas son Control operativo, Contabilidad y Cartera: ¿de dónde sale la clasificación de la página 45?».</w:t>
       </w:r>
     </w:p>
     <w:p>
@@ -2323,7 +3253,7 @@
           <w:color w:val="2B2B2B"/>
           <w:sz w:val="22"/>
         </w:rPr>
-        <w:t>Si el discurso queda en generalidades sobre transformación digital</w:t>
+        <w:t>Si contesta «en una» a la pregunta 3</w:t>
       </w:r>
       <w:r>
         <w:rPr>
@@ -2332,7 +3262,7 @@
           <w:color w:val="2B2B2B"/>
           <w:sz w:val="22"/>
         </w:rPr>
-        <w:t xml:space="preserve"> → aterrizar: «Explíqueme el paso de conciliación: llega el CSV del banco, ¿con qué campos cruza la transacción y qué tolerancia usa en valor y en fecha?» (la tabla de entidades de la p. 63 le da con qué responder).</w:t>
+        <w:t xml:space="preserve"> → dejarla lucirse: «nómbreme las tres condiciones que otra cooperativa de Bogotá tendría que cumplir para que el MACM le sirva tal como está».</w:t>
       </w:r>
     </w:p>
     <w:p>
@@ -2346,7 +3276,7 @@
           <w:color w:val="2B2B2B"/>
           <w:sz w:val="22"/>
         </w:rPr>
-        <w:t>Si lee las diapositivas</w:t>
+        <w:t>Si declara que el MACM ya está en operación en la cooperativa</w:t>
       </w:r>
       <w:r>
         <w:rPr>
@@ -2355,7 +3285,7 @@
           <w:color w:val="2B2B2B"/>
           <w:sz w:val="22"/>
         </w:rPr>
-        <w:t xml:space="preserve"> → dejar constancia en «claridad» y pedir que explique el diagrama de la p. 65 sin mirar la pantalla.</w:t>
+        <w:t xml:space="preserve"> → «Entonces la limitación de la página 19 y la afirmación de la página 37 hay que corregirlas; ¿desde cuándo opera y quién lo usa hoy?»</w:t>
       </w:r>
     </w:p>
     <w:p>
@@ -2369,7 +3299,7 @@
           <w:color w:val="2B2B2B"/>
           <w:sz w:val="22"/>
         </w:rPr>
-        <w:t>Si es la única expositora y domina el tema</w:t>
+        <w:t>Si se le acaba el tiempo y salta los resultados</w:t>
       </w:r>
       <w:r>
         <w:rPr>
@@ -2378,7 +3308,76 @@
           <w:color w:val="2B2B2B"/>
           <w:sz w:val="22"/>
         </w:rPr>
-        <w:t xml:space="preserve"> → registrarlo a favor: en un trabajo individual, todo el dominio y toda la defensa recaen en ella; no hay a quién repartirle la pregunta difícil, y eso merece reconocerse.</w:t>
+        <w:t xml:space="preserve"> → preguntar únicamente por el objetivo 3 (pregunta 1). Es el que decide la nota.</w:t>
+      </w:r>
+    </w:p>
+    <w:p>
+      <w:pPr>
+        <w:pStyle w:val="ListBullet"/>
+      </w:pPr>
+      <w:r>
+        <w:rPr>
+          <w:rFonts w:ascii="Calibri" w:hAnsi="Calibri"/>
+          <w:b/>
+          <w:color w:val="2B2B2B"/>
+          <w:sz w:val="22"/>
+        </w:rPr>
+        <w:t>Si el discurso queda en generalidades sobre transformación digital</w:t>
+      </w:r>
+      <w:r>
+        <w:rPr>
+          <w:rFonts w:ascii="Calibri" w:hAnsi="Calibri"/>
+          <w:b w:val="0"/>
+          <w:color w:val="2B2B2B"/>
+          <w:sz w:val="22"/>
+        </w:rPr>
+        <w:t xml:space="preserve"> → aterrizar: «Explíqueme el paso de conciliación: llega el CSV del banco, ¿con qué campos cruza la transacción y qué tolerancia usa en valor y en fecha?» (la tabla de entidades de la p. 63 le da con qué responder).</w:t>
+      </w:r>
+    </w:p>
+    <w:p>
+      <w:pPr>
+        <w:pStyle w:val="ListBullet"/>
+      </w:pPr>
+      <w:r>
+        <w:rPr>
+          <w:rFonts w:ascii="Calibri" w:hAnsi="Calibri"/>
+          <w:b/>
+          <w:color w:val="2B2B2B"/>
+          <w:sz w:val="22"/>
+        </w:rPr>
+        <w:t>Si lee las diapositivas</w:t>
+      </w:r>
+      <w:r>
+        <w:rPr>
+          <w:rFonts w:ascii="Calibri" w:hAnsi="Calibri"/>
+          <w:b w:val="0"/>
+          <w:color w:val="2B2B2B"/>
+          <w:sz w:val="22"/>
+        </w:rPr>
+        <w:t xml:space="preserve"> → dejar constancia en «claridad» y pedir que explique el diagrama de la p. 65 sin mirar la pantalla.</w:t>
+      </w:r>
+    </w:p>
+    <w:p>
+      <w:pPr>
+        <w:pStyle w:val="ListBullet"/>
+      </w:pPr>
+      <w:r>
+        <w:rPr>
+          <w:rFonts w:ascii="Calibri" w:hAnsi="Calibri"/>
+          <w:b/>
+          <w:color w:val="2B2B2B"/>
+          <w:sz w:val="22"/>
+        </w:rPr>
+        <w:t>Si expone sin equipo y domina el tema</w:t>
+      </w:r>
+      <w:r>
+        <w:rPr>
+          <w:rFonts w:ascii="Calibri" w:hAnsi="Calibri"/>
+          <w:b w:val="0"/>
+          <w:color w:val="2B2B2B"/>
+          <w:sz w:val="22"/>
+        </w:rPr>
+        <w:t xml:space="preserve"> → registrarlo a favor: en un trabajo individual, todo el dominio y toda la defensa recaen en una sola persona; no hay a quién repartirle la pregunta difícil, y eso merece reconocerse.</w:t>
       </w:r>
     </w:p>
     <w:p>
@@ -2392,7 +3391,7 @@
           <w:color w:val="007433"/>
           <w:sz w:val="32"/>
         </w:rPr>
-        <w:t>7. Umbrales de nota (escala 0,1–5,0, cuatro criterios del jurado)</w:t>
+        <w:t>8. Umbrales de nota (escala 0,1–5,0, cuatro criterios del jurado)</w:t>
       </w:r>
     </w:p>
     <w:p>
@@ -2668,7 +3667,897 @@
           <w:color w:val="007433"/>
           <w:sz w:val="32"/>
         </w:rPr>
-        <w:t>8. Observaciones administrativas (no académicas)</w:t>
+        <w:t>8.1 Formulario oficial del jurado — 5 criterios en escala 1–5</w:t>
+      </w:r>
+    </w:p>
+    <w:p>
+      <w:pPr>
+        <w:ind w:left="432"/>
+        <w:shd w:val="clear" w:fill="E8F5EC"/>
+      </w:pPr>
+      <w:r>
+        <w:rPr>
+          <w:rFonts w:ascii="Calibri" w:hAnsi="Calibri"/>
+          <w:b/>
+          <w:i/>
+          <w:color w:val="2B2B2B"/>
+          <w:sz w:val="21"/>
+        </w:rPr>
+        <w:t>Instrumento distinto de los cuatro criterios de arriba.</w:t>
+      </w:r>
+      <w:r>
+        <w:rPr>
+          <w:rFonts w:ascii="Calibri" w:hAnsi="Calibri"/>
+          <w:b w:val="0"/>
+          <w:i/>
+          <w:color w:val="2B2B2B"/>
+          <w:sz w:val="21"/>
+        </w:rPr>
+        <w:t xml:space="preserve"> Son las cinco preguntas del formulario que la Dirección le pide al jurado, cada una con opciones </w:t>
+      </w:r>
+      <w:r>
+        <w:rPr>
+          <w:rFonts w:ascii="Calibri" w:hAnsi="Calibri"/>
+          <w:b/>
+          <w:i/>
+          <w:color w:val="2B2B2B"/>
+          <w:sz w:val="21"/>
+        </w:rPr>
+        <w:t>1 2 3 4 5</w:t>
+      </w:r>
+      <w:r>
+        <w:rPr>
+          <w:rFonts w:ascii="Calibri" w:hAnsi="Calibri"/>
+          <w:b w:val="0"/>
+          <w:i/>
+          <w:color w:val="2B2B2B"/>
+          <w:sz w:val="21"/>
+        </w:rPr>
+        <w:t xml:space="preserve">. </w:t>
+      </w:r>
+      <w:r>
+        <w:rPr>
+          <w:rFonts w:ascii="Calibri" w:hAnsi="Calibri"/>
+          <w:b/>
+          <w:i/>
+          <w:color w:val="2B2B2B"/>
+          <w:sz w:val="21"/>
+        </w:rPr>
+        <w:t>Ninguna califica la sustentación oral:</w:t>
+      </w:r>
+      <w:r>
+        <w:rPr>
+          <w:rFonts w:ascii="Calibri" w:hAnsi="Calibri"/>
+          <w:b w:val="0"/>
+          <w:i/>
+          <w:color w:val="2B2B2B"/>
+          <w:sz w:val="21"/>
+        </w:rPr>
+        <w:t xml:space="preserve"> las cinco se responden con el documento, así que van precargadas con la página que las sostiene y en sala solo se confirman.</w:t>
+      </w:r>
+    </w:p>
+    <w:p>
+      <w:pPr>
+        <w:ind w:left="432"/>
+        <w:shd w:val="clear" w:fill="E8F5EC"/>
+      </w:pPr>
+    </w:p>
+    <w:p>
+      <w:pPr>
+        <w:ind w:left="432"/>
+        <w:shd w:val="clear" w:fill="E8F5EC"/>
+      </w:pPr>
+      <w:r>
+        <w:rPr>
+          <w:rFonts w:ascii="Calibri" w:hAnsi="Calibri"/>
+          <w:b w:val="0"/>
+          <w:i/>
+          <w:color w:val="2B2B2B"/>
+          <w:sz w:val="21"/>
+        </w:rPr>
+        <w:t xml:space="preserve">Lectura de la escala, fijada de antemano: </w:t>
+      </w:r>
+      <w:r>
+        <w:rPr>
+          <w:rFonts w:ascii="Calibri" w:hAnsi="Calibri"/>
+          <w:b/>
+          <w:i/>
+          <w:color w:val="2B2B2B"/>
+          <w:sz w:val="21"/>
+        </w:rPr>
+        <w:t>5</w:t>
+      </w:r>
+      <w:r>
+        <w:rPr>
+          <w:rFonts w:ascii="Calibri" w:hAnsi="Calibri"/>
+          <w:b w:val="0"/>
+          <w:i/>
+          <w:color w:val="2B2B2B"/>
+          <w:sz w:val="21"/>
+        </w:rPr>
+        <w:t xml:space="preserve"> sobresaliente, sin reparos de fondo · </w:t>
+      </w:r>
+      <w:r>
+        <w:rPr>
+          <w:rFonts w:ascii="Calibri" w:hAnsi="Calibri"/>
+          <w:b/>
+          <w:i/>
+          <w:color w:val="2B2B2B"/>
+          <w:sz w:val="21"/>
+        </w:rPr>
+        <w:t>4</w:t>
+      </w:r>
+      <w:r>
+        <w:rPr>
+          <w:rFonts w:ascii="Calibri" w:hAnsi="Calibri"/>
+          <w:b w:val="0"/>
+          <w:i/>
+          <w:color w:val="2B2B2B"/>
+          <w:sz w:val="21"/>
+        </w:rPr>
+        <w:t xml:space="preserve"> sólido, con reparos menores y declarados · </w:t>
+      </w:r>
+      <w:r>
+        <w:rPr>
+          <w:rFonts w:ascii="Calibri" w:hAnsi="Calibri"/>
+          <w:b/>
+          <w:i/>
+          <w:color w:val="2B2B2B"/>
+          <w:sz w:val="21"/>
+        </w:rPr>
+        <w:t>3</w:t>
+      </w:r>
+      <w:r>
+        <w:rPr>
+          <w:rFonts w:ascii="Calibri" w:hAnsi="Calibri"/>
+          <w:b w:val="0"/>
+          <w:i/>
+          <w:color w:val="2B2B2B"/>
+          <w:sz w:val="21"/>
+        </w:rPr>
+        <w:t xml:space="preserve"> aceptable, con un reparo de fondo que el documento no resuelve · </w:t>
+      </w:r>
+      <w:r>
+        <w:rPr>
+          <w:rFonts w:ascii="Calibri" w:hAnsi="Calibri"/>
+          <w:b/>
+          <w:i/>
+          <w:color w:val="2B2B2B"/>
+          <w:sz w:val="21"/>
+        </w:rPr>
+        <w:t>2</w:t>
+      </w:r>
+      <w:r>
+        <w:rPr>
+          <w:rFonts w:ascii="Calibri" w:hAnsi="Calibri"/>
+          <w:b w:val="0"/>
+          <w:i/>
+          <w:color w:val="2B2B2B"/>
+          <w:sz w:val="21"/>
+        </w:rPr>
+        <w:t xml:space="preserve"> deficiente: hay material, pero se contradice o no sostiene lo que afirma · </w:t>
+      </w:r>
+      <w:r>
+        <w:rPr>
+          <w:rFonts w:ascii="Calibri" w:hAnsi="Calibri"/>
+          <w:b/>
+          <w:i/>
+          <w:color w:val="2B2B2B"/>
+          <w:sz w:val="21"/>
+        </w:rPr>
+        <w:t>1</w:t>
+      </w:r>
+      <w:r>
+        <w:rPr>
+          <w:rFonts w:ascii="Calibri" w:hAnsi="Calibri"/>
+          <w:b w:val="0"/>
+          <w:i/>
+          <w:color w:val="2B2B2B"/>
+          <w:sz w:val="21"/>
+        </w:rPr>
+        <w:t xml:space="preserve"> sin base verificable en el documento.</w:t>
+      </w:r>
+    </w:p>
+    <w:p>
+      <w:pPr>
+        <w:ind w:left="432"/>
+        <w:shd w:val="clear" w:fill="E8F5EC"/>
+      </w:pPr>
+    </w:p>
+    <w:p>
+      <w:pPr>
+        <w:ind w:left="432"/>
+        <w:shd w:val="clear" w:fill="E8F5EC"/>
+      </w:pPr>
+      <w:r>
+        <w:rPr>
+          <w:rFonts w:ascii="Calibri" w:hAnsi="Calibri"/>
+          <w:b w:val="0"/>
+          <w:i/>
+          <w:color w:val="2B2B2B"/>
+          <w:sz w:val="21"/>
+        </w:rPr>
+        <w:t xml:space="preserve">⚠️ </w:t>
+      </w:r>
+      <w:r>
+        <w:rPr>
+          <w:rFonts w:ascii="Calibri" w:hAnsi="Calibri"/>
+          <w:b/>
+          <w:i/>
+          <w:color w:val="2B2B2B"/>
+          <w:sz w:val="21"/>
+        </w:rPr>
+        <w:t>Este 1–5 no es la nota del acta.</w:t>
+      </w:r>
+      <w:r>
+        <w:rPr>
+          <w:rFonts w:ascii="Calibri" w:hAnsi="Calibri"/>
+          <w:b w:val="0"/>
+          <w:i/>
+          <w:color w:val="2B2B2B"/>
+          <w:sz w:val="21"/>
+        </w:rPr>
+        <w:t xml:space="preserve"> La nota que se reporta sale de los cuatro criterios y de los umbrales de esta §8. La casilla del formulario la marca el jurado humano; esto es una propuesta con página.</w:t>
+      </w:r>
+    </w:p>
+    <w:p>
+      <w:r>
+        <w:rPr>
+          <w:rFonts w:ascii="Calibri" w:hAnsi="Calibri"/>
+          <w:b/>
+          <w:color w:val="2B2B2B"/>
+          <w:sz w:val="22"/>
+        </w:rPr>
+        <w:t>1. Planteamiento de la problemática y formulación de objetivos</w:t>
+      </w:r>
+      <w:r>
+        <w:rPr>
+          <w:rFonts w:ascii="Calibri" w:hAnsi="Calibri"/>
+          <w:b w:val="0"/>
+          <w:color w:val="2B2B2B"/>
+          <w:sz w:val="22"/>
+        </w:rPr>
+        <w:t xml:space="preserve"> — propuesto </w:t>
+      </w:r>
+      <w:r>
+        <w:rPr>
+          <w:rFonts w:ascii="Calibri" w:hAnsi="Calibri"/>
+          <w:b/>
+          <w:color w:val="2B2B2B"/>
+          <w:sz w:val="22"/>
+        </w:rPr>
+        <w:t>3</w:t>
+      </w:r>
+      <w:r>
+        <w:rPr>
+          <w:rFonts w:ascii="Calibri" w:hAnsi="Calibri"/>
+          <w:b w:val="0"/>
+          <w:color w:val="2B2B2B"/>
+          <w:sz w:val="22"/>
+        </w:rPr>
+        <w:t xml:space="preserve"> / 5</w:t>
+      </w:r>
+    </w:p>
+    <w:p>
+      <w:pPr>
+        <w:ind w:left="432"/>
+        <w:shd w:val="clear" w:fill="E8F5EC"/>
+      </w:pPr>
+      <w:r>
+        <w:rPr>
+          <w:rFonts w:ascii="Calibri" w:hAnsi="Calibri"/>
+          <w:b w:val="0"/>
+          <w:i/>
+          <w:color w:val="2B2B2B"/>
+          <w:sz w:val="21"/>
+        </w:rPr>
+        <w:t>Claridad, pertinencia y delimitación del problema de investigación, así como la coherencia y precisión de los objetivos propuestos, verificando su alineación con el propósito del estudio y su viabilidad investigativa.</w:t>
+      </w:r>
+    </w:p>
+    <w:p>
+      <w:r>
+        <w:rPr>
+          <w:rFonts w:ascii="Calibri" w:hAnsi="Calibri"/>
+          <w:b w:val="0"/>
+          <w:color w:val="2B2B2B"/>
+          <w:sz w:val="22"/>
+        </w:rPr>
+        <w:t xml:space="preserve">Título (p. 1), objetivo general (p. 16) y pregunta (p. 15) sí dicen lo mismo, y el verbo </w:t>
+      </w:r>
+      <w:r>
+        <w:rPr>
+          <w:rFonts w:ascii="Calibri" w:hAnsi="Calibri"/>
+          <w:b/>
+          <w:color w:val="2B2B2B"/>
+          <w:sz w:val="22"/>
+        </w:rPr>
+        <w:t>«diseñar»</w:t>
+      </w:r>
+      <w:r>
+        <w:rPr>
+          <w:rFonts w:ascii="Calibri" w:hAnsi="Calibri"/>
+          <w:b w:val="0"/>
+          <w:color w:val="2B2B2B"/>
+          <w:sz w:val="22"/>
+        </w:rPr>
+        <w:t xml:space="preserve"> fija un techo honesto y alcanzable. El reparo de fondo es que el documento fija </w:t>
+      </w:r>
+      <w:r>
+        <w:rPr>
+          <w:rFonts w:ascii="Calibri" w:hAnsi="Calibri"/>
+          <w:b/>
+          <w:color w:val="2B2B2B"/>
+          <w:sz w:val="22"/>
+        </w:rPr>
+        <w:t>tres alturas distintas para el mismo trabajo</w:t>
+      </w:r>
+      <w:r>
+        <w:rPr>
+          <w:rFonts w:ascii="Calibri" w:hAnsi="Calibri"/>
+          <w:b w:val="0"/>
+          <w:color w:val="2B2B2B"/>
+          <w:sz w:val="22"/>
+        </w:rPr>
+        <w:t>: el objetivo específico 3 promete un prototipo funcional validado con pruebas e indicadores (p. 16), las limitaciones dicen que el alcance «no contempla la ejecución ni prueba directa de las herramientas» (p. 19) y la p. 37 que no hay implementación. A eso se suma que el título habla en plural sectorial —las cooperativas de Bogotá— sobre un estudio de caso único (pp. 31, 35).</w:t>
+      </w:r>
+    </w:p>
+    <w:p>
+      <w:r>
+        <w:rPr>
+          <w:rFonts w:ascii="Calibri" w:hAnsi="Calibri"/>
+          <w:b/>
+          <w:color w:val="2B2B2B"/>
+          <w:sz w:val="22"/>
+        </w:rPr>
+        <w:t>2. Marco teórico y referentes conceptuales</w:t>
+      </w:r>
+      <w:r>
+        <w:rPr>
+          <w:rFonts w:ascii="Calibri" w:hAnsi="Calibri"/>
+          <w:b w:val="0"/>
+          <w:color w:val="2B2B2B"/>
+          <w:sz w:val="22"/>
+        </w:rPr>
+        <w:t xml:space="preserve"> — propuesto </w:t>
+      </w:r>
+      <w:r>
+        <w:rPr>
+          <w:rFonts w:ascii="Calibri" w:hAnsi="Calibri"/>
+          <w:b/>
+          <w:color w:val="2B2B2B"/>
+          <w:sz w:val="22"/>
+        </w:rPr>
+        <w:t>2</w:t>
+      </w:r>
+      <w:r>
+        <w:rPr>
+          <w:rFonts w:ascii="Calibri" w:hAnsi="Calibri"/>
+          <w:b w:val="0"/>
+          <w:color w:val="2B2B2B"/>
+          <w:sz w:val="22"/>
+        </w:rPr>
+        <w:t xml:space="preserve"> / 5</w:t>
+      </w:r>
+    </w:p>
+    <w:p>
+      <w:pPr>
+        <w:ind w:left="432"/>
+        <w:shd w:val="clear" w:fill="E8F5EC"/>
+      </w:pPr>
+      <w:r>
+        <w:rPr>
+          <w:rFonts w:ascii="Calibri" w:hAnsi="Calibri"/>
+          <w:b w:val="0"/>
+          <w:i/>
+          <w:color w:val="2B2B2B"/>
+          <w:sz w:val="21"/>
+        </w:rPr>
+        <w:t>Solidez del sustento teórico del proyecto, la pertinencia y actualidad de las fuentes consultadas, y la capacidad de articular conceptos, enfoques y antecedentes que fundamenten adecuadamente la investigación.</w:t>
+      </w:r>
+    </w:p>
+    <w:p>
+      <w:r>
+        <w:rPr>
+          <w:rFonts w:ascii="Calibri" w:hAnsi="Calibri"/>
+          <w:b w:val="0"/>
+          <w:color w:val="2B2B2B"/>
+          <w:sz w:val="22"/>
+        </w:rPr>
+        <w:t xml:space="preserve">El referente de sector es correcto (regulación de la Supersolidaria, pp. 26-30) y el DMM de Gartner se presenta como marco aplicable (p. 23). Pero la lista de referencias (pp. 71-73) no sostiene el cuerpo: </w:t>
+      </w:r>
+      <w:r>
+        <w:rPr>
+          <w:rFonts w:ascii="Calibri" w:hAnsi="Calibri"/>
+          <w:b/>
+          <w:color w:val="2B2B2B"/>
+          <w:sz w:val="22"/>
+        </w:rPr>
+        <w:t>ocho citas del texto no están en la lista</w:t>
+      </w:r>
+      <w:r>
+        <w:rPr>
+          <w:rFonts w:ascii="Calibri" w:hAnsi="Calibri"/>
+          <w:b w:val="0"/>
+          <w:color w:val="2B2B2B"/>
+          <w:sz w:val="22"/>
+        </w:rPr>
+        <w:t xml:space="preserve"> —Westerman et al. 2014, McKinsey 2020, Orozco &amp; Mejía 2022, Gartner 2018, BID 2022, Parviainen et al. 2017, ISO 2018, Van Horne &amp; Wachowicz 2010—, tres «referencias» son notas y no referencias, Hernández/Sampieri 2014 se repite tres veces y la misma obra de Yin se cita como 2018 (p. 31) y como 2011 (p. 34).</w:t>
+      </w:r>
+    </w:p>
+    <w:p>
+      <w:r>
+        <w:rPr>
+          <w:rFonts w:ascii="Calibri" w:hAnsi="Calibri"/>
+          <w:b/>
+          <w:color w:val="2B2B2B"/>
+          <w:sz w:val="22"/>
+        </w:rPr>
+        <w:t>3. Metodología, muestra y coherencia del diseño</w:t>
+      </w:r>
+      <w:r>
+        <w:rPr>
+          <w:rFonts w:ascii="Calibri" w:hAnsi="Calibri"/>
+          <w:b w:val="0"/>
+          <w:color w:val="2B2B2B"/>
+          <w:sz w:val="22"/>
+        </w:rPr>
+        <w:t xml:space="preserve"> — propuesto </w:t>
+      </w:r>
+      <w:r>
+        <w:rPr>
+          <w:rFonts w:ascii="Calibri" w:hAnsi="Calibri"/>
+          <w:b/>
+          <w:color w:val="2B2B2B"/>
+          <w:sz w:val="22"/>
+        </w:rPr>
+        <w:t>2</w:t>
+      </w:r>
+      <w:r>
+        <w:rPr>
+          <w:rFonts w:ascii="Calibri" w:hAnsi="Calibri"/>
+          <w:b w:val="0"/>
+          <w:color w:val="2B2B2B"/>
+          <w:sz w:val="22"/>
+        </w:rPr>
+        <w:t xml:space="preserve"> / 5</w:t>
+      </w:r>
+    </w:p>
+    <w:p>
+      <w:pPr>
+        <w:ind w:left="432"/>
+        <w:shd w:val="clear" w:fill="E8F5EC"/>
+      </w:pPr>
+      <w:r>
+        <w:rPr>
+          <w:rFonts w:ascii="Calibri" w:hAnsi="Calibri"/>
+          <w:b w:val="0"/>
+          <w:i/>
+          <w:color w:val="2B2B2B"/>
+          <w:sz w:val="21"/>
+        </w:rPr>
+        <w:t>Correspondencia entre el enfoque metodológico, el tipo de estudio, las técnicas e instrumentos de recolección de información y la definición de la muestra, garantizando la coherencia interna del diseño investigativo.</w:t>
+      </w:r>
+    </w:p>
+    <w:p>
+      <w:r>
+        <w:rPr>
+          <w:rFonts w:ascii="Calibri" w:hAnsi="Calibri"/>
+          <w:b w:val="0"/>
+          <w:color w:val="2B2B2B"/>
+          <w:sz w:val="22"/>
+        </w:rPr>
+        <w:t xml:space="preserve">Hay trabajo de campo real y anexado —instrumento completo (pp. 74-76) y nueve páginas de encuestas diligenciadas a mano (pp. 77-85)—, lo que en este cohorte pesa. Pero el método declarado y el aplicado son distintos y no se puede reconstruir cuál rigió: se anuncian </w:t>
+      </w:r>
+      <w:r>
+        <w:rPr>
+          <w:rFonts w:ascii="Calibri" w:hAnsi="Calibri"/>
+          <w:b/>
+          <w:color w:val="2B2B2B"/>
+          <w:sz w:val="22"/>
+        </w:rPr>
+        <w:t>seis participantes con entrevistas semiestructuradas</w:t>
+      </w:r>
+      <w:r>
+        <w:rPr>
+          <w:rFonts w:ascii="Calibri" w:hAnsi="Calibri"/>
+          <w:b w:val="0"/>
+          <w:color w:val="2B2B2B"/>
+          <w:sz w:val="22"/>
+        </w:rPr>
+        <w:t xml:space="preserve"> —dos directivos, tres de tesorería, uno de TI—, observación no participante y triangulación (pp. 33, 36, 38), y el capítulo de resultados es </w:t>
+      </w:r>
+      <w:r>
+        <w:rPr>
+          <w:rFonts w:ascii="Calibri" w:hAnsi="Calibri"/>
+          <w:b/>
+          <w:color w:val="2B2B2B"/>
+          <w:sz w:val="22"/>
+        </w:rPr>
+        <w:t>100 % encuesta Likert con n = 10</w:t>
+      </w:r>
+      <w:r>
+        <w:rPr>
+          <w:rFonts w:ascii="Calibri" w:hAnsi="Calibri"/>
+          <w:b w:val="0"/>
+          <w:color w:val="2B2B2B"/>
+          <w:sz w:val="22"/>
+        </w:rPr>
+        <w:t xml:space="preserve"> (p. 45), sin una línea de entrevistas ni de observación. La caracterización tampoco cuadra con el anexo: la p. 45 dice antigüedad «entre 1 y 4 años», una categoría </w:t>
+      </w:r>
+      <w:r>
+        <w:rPr>
+          <w:rFonts w:ascii="Calibri" w:hAnsi="Calibri"/>
+          <w:b/>
+          <w:color w:val="2B2B2B"/>
+          <w:sz w:val="22"/>
+        </w:rPr>
+        <w:t>que no existe en el instrumento</w:t>
+      </w:r>
+      <w:r>
+        <w:rPr>
+          <w:rFonts w:ascii="Calibri" w:hAnsi="Calibri"/>
+          <w:b w:val="0"/>
+          <w:color w:val="2B2B2B"/>
+          <w:sz w:val="22"/>
+        </w:rPr>
+        <w:t xml:space="preserve"> (p. 74), y en dos de las tres encuestas escaneadas lo marcado es «Menos de 1 año» (pp. 80, 83); las áreas manuscritas son Control Operativo, Contabilidad y Cartera —</w:t>
+      </w:r>
+      <w:r>
+        <w:rPr>
+          <w:rFonts w:ascii="Calibri" w:hAnsi="Calibri"/>
+          <w:b/>
+          <w:color w:val="2B2B2B"/>
+          <w:sz w:val="22"/>
+        </w:rPr>
+        <w:t>ninguna es Tesorería</w:t>
+      </w:r>
+      <w:r>
+        <w:rPr>
+          <w:rFonts w:ascii="Calibri" w:hAnsi="Calibri"/>
+          <w:b w:val="0"/>
+          <w:color w:val="2B2B2B"/>
+          <w:sz w:val="22"/>
+        </w:rPr>
+        <w:t>—.</w:t>
+      </w:r>
+    </w:p>
+    <w:p>
+      <w:r>
+        <w:rPr>
+          <w:rFonts w:ascii="Calibri" w:hAnsi="Calibri"/>
+          <w:b/>
+          <w:color w:val="2B2B2B"/>
+          <w:sz w:val="22"/>
+        </w:rPr>
+        <w:t>4. Resultados y conclusiones</w:t>
+      </w:r>
+      <w:r>
+        <w:rPr>
+          <w:rFonts w:ascii="Calibri" w:hAnsi="Calibri"/>
+          <w:b w:val="0"/>
+          <w:color w:val="2B2B2B"/>
+          <w:sz w:val="22"/>
+        </w:rPr>
+        <w:t xml:space="preserve"> — propuesto </w:t>
+      </w:r>
+      <w:r>
+        <w:rPr>
+          <w:rFonts w:ascii="Calibri" w:hAnsi="Calibri"/>
+          <w:b/>
+          <w:color w:val="2B2B2B"/>
+          <w:sz w:val="22"/>
+        </w:rPr>
+        <w:t>2</w:t>
+      </w:r>
+      <w:r>
+        <w:rPr>
+          <w:rFonts w:ascii="Calibri" w:hAnsi="Calibri"/>
+          <w:b w:val="0"/>
+          <w:color w:val="2B2B2B"/>
+          <w:sz w:val="22"/>
+        </w:rPr>
+        <w:t xml:space="preserve"> / 5</w:t>
+      </w:r>
+    </w:p>
+    <w:p>
+      <w:pPr>
+        <w:ind w:left="432"/>
+        <w:shd w:val="clear" w:fill="E8F5EC"/>
+      </w:pPr>
+      <w:r>
+        <w:rPr>
+          <w:rFonts w:ascii="Calibri" w:hAnsi="Calibri"/>
+          <w:b w:val="0"/>
+          <w:i/>
+          <w:color w:val="2B2B2B"/>
+          <w:sz w:val="21"/>
+        </w:rPr>
+        <w:t>Calidad en la presentación, interpretación y análisis de los resultados obtenidos, así como la consistencia y pertinencia de las conclusiones en relación con los objetivos, la problemática y el marco teórico del estudio.</w:t>
+      </w:r>
+    </w:p>
+    <w:p>
+      <w:r>
+        <w:rPr>
+          <w:rFonts w:ascii="Calibri" w:hAnsi="Calibri"/>
+          <w:b w:val="0"/>
+          <w:color w:val="2B2B2B"/>
+          <w:sz w:val="22"/>
+        </w:rPr>
+        <w:t xml:space="preserve">El análisis del diagnóstico está hecho ítem por ítem y </w:t>
+      </w:r>
+      <w:r>
+        <w:rPr>
+          <w:rFonts w:ascii="Calibri" w:hAnsi="Calibri"/>
+          <w:b/>
+          <w:color w:val="2B2B2B"/>
+          <w:sz w:val="22"/>
+        </w:rPr>
+        <w:t>la trazabilidad diagnóstico → diseño se puede rastrear</w:t>
+      </w:r>
+      <w:r>
+        <w:rPr>
+          <w:rFonts w:ascii="Calibri" w:hAnsi="Calibri"/>
+          <w:b w:val="0"/>
+          <w:color w:val="2B2B2B"/>
+          <w:sz w:val="22"/>
+        </w:rPr>
+        <w:t xml:space="preserve">: el middleware por archivos existe porque el 100 % dijo que el Core no integra por API (p. 52 → p. 61), la interfaz «zero-training» porque el 50 % declaró brechas digitales (p. 59 → pp. 61-62). Lo que impide más de 2: del </w:t>
+      </w:r>
+      <w:r>
+        <w:rPr>
+          <w:rFonts w:ascii="Calibri" w:hAnsi="Calibri"/>
+          <w:b/>
+          <w:color w:val="2B2B2B"/>
+          <w:sz w:val="22"/>
+        </w:rPr>
+        <w:t>objetivo 3 no hay resultado</w:t>
+      </w:r>
+      <w:r>
+        <w:rPr>
+          <w:rFonts w:ascii="Calibri" w:hAnsi="Calibri"/>
+          <w:b w:val="0"/>
+          <w:color w:val="2B2B2B"/>
+          <w:sz w:val="22"/>
+        </w:rPr>
+        <w:t xml:space="preserve"> —solo un panel semáforo con 94,2 %, 12 casos y 0 riesgos (p. 62) sin decir sobre cuántos registros ni qué archivo, y la p. 64 admite que solo se «reprodujo el comportamiento esperado»—; las </w:t>
+      </w:r>
+      <w:r>
+        <w:rPr>
+          <w:rFonts w:ascii="Calibri" w:hAnsi="Calibri"/>
+          <w:b/>
+          <w:color w:val="2B2B2B"/>
+          <w:sz w:val="22"/>
+        </w:rPr>
+        <w:t>conclusiones (pp. 69-70) no cierran ni el prototipo, ni las pruebas, ni la evaluación de usuarios</w:t>
+      </w:r>
+      <w:r>
+        <w:rPr>
+          <w:rFonts w:ascii="Calibri" w:hAnsi="Calibri"/>
+          <w:b w:val="0"/>
+          <w:color w:val="2B2B2B"/>
+          <w:sz w:val="22"/>
+        </w:rPr>
+        <w:t>, y no hay sección de limitaciones al final; la diapositiva 13 afirma un 40 % de madurez nivel IV del DMM que no está en ninguna de las 85 páginas; y la diapositiva 16 titula «resultados esperados» una proyección de McKinsey (p. 15).</w:t>
+      </w:r>
+    </w:p>
+    <w:p>
+      <w:r>
+        <w:rPr>
+          <w:rFonts w:ascii="Calibri" w:hAnsi="Calibri"/>
+          <w:b/>
+          <w:color w:val="2B2B2B"/>
+          <w:sz w:val="22"/>
+        </w:rPr>
+        <w:t>5. Pertinencia disciplinar y articulación con la especialización</w:t>
+      </w:r>
+      <w:r>
+        <w:rPr>
+          <w:rFonts w:ascii="Calibri" w:hAnsi="Calibri"/>
+          <w:b w:val="0"/>
+          <w:color w:val="2B2B2B"/>
+          <w:sz w:val="22"/>
+        </w:rPr>
+        <w:t xml:space="preserve"> — propuesto </w:t>
+      </w:r>
+      <w:r>
+        <w:rPr>
+          <w:rFonts w:ascii="Calibri" w:hAnsi="Calibri"/>
+          <w:b/>
+          <w:color w:val="2B2B2B"/>
+          <w:sz w:val="22"/>
+        </w:rPr>
+        <w:t>4</w:t>
+      </w:r>
+      <w:r>
+        <w:rPr>
+          <w:rFonts w:ascii="Calibri" w:hAnsi="Calibri"/>
+          <w:b w:val="0"/>
+          <w:color w:val="2B2B2B"/>
+          <w:sz w:val="22"/>
+        </w:rPr>
+        <w:t xml:space="preserve"> / 5</w:t>
+      </w:r>
+    </w:p>
+    <w:p>
+      <w:pPr>
+        <w:ind w:left="432"/>
+        <w:shd w:val="clear" w:fill="E8F5EC"/>
+      </w:pPr>
+      <w:r>
+        <w:rPr>
+          <w:rFonts w:ascii="Calibri" w:hAnsi="Calibri"/>
+          <w:b w:val="0"/>
+          <w:i/>
+          <w:color w:val="2B2B2B"/>
+          <w:sz w:val="21"/>
+        </w:rPr>
+        <w:t>Grado de alineación del proyecto con el campo disciplinar y los énfasis de la especialización cursada, así como su aporte potencial al desarrollo académico, profesional o investigativo del área.</w:t>
+      </w:r>
+    </w:p>
+    <w:p>
+      <w:r>
+        <w:rPr>
+          <w:rFonts w:ascii="Calibri" w:hAnsi="Calibri"/>
+          <w:b w:val="0"/>
+          <w:color w:val="2B2B2B"/>
+          <w:sz w:val="22"/>
+        </w:rPr>
+        <w:t>Tesorería cooperativa con middleware de conciliación no invasivo, arquitectura de datos por capas, modelo lógico de siete entidades, ETL, seguridad y trazabilidad (pp. 63-64): encaja de lleno en «Transformación Digital e Innovación Organizacional», y la solución al Core sin API por archivos estructurados con SFTP es una decisión defendible en una cooperativa real (pp. 65-66). Suma que reconozca el límite de gobierno —la validación normativa corresponde a jurídica, riesgos y cumplimiento (p. 61)—. No llega a 5 porque el producto no pasó de la maqueta.</w:t>
+      </w:r>
+    </w:p>
+    <w:p>
+      <w:r>
+        <w:rPr>
+          <w:rFonts w:ascii="Calibri" w:hAnsi="Calibri"/>
+          <w:b/>
+          <w:color w:val="2B2B2B"/>
+          <w:sz w:val="22"/>
+        </w:rPr>
+        <w:t>Suma propuesta: 13 / 25.</w:t>
+      </w:r>
+    </w:p>
+    <w:p>
+      <w:r>
+        <w:rPr>
+          <w:rFonts w:ascii="Calibri" w:hAnsi="Calibri"/>
+          <w:b/>
+          <w:color w:val="2B2B2B"/>
+          <w:sz w:val="22"/>
+        </w:rPr>
+        <w:t>Qué subiría una casilla en sala:</w:t>
+      </w:r>
+      <w:r>
+        <w:rPr>
+          <w:rFonts w:ascii="Calibri" w:hAnsi="Calibri"/>
+          <w:b w:val="0"/>
+          <w:color w:val="2B2B2B"/>
+          <w:sz w:val="22"/>
+        </w:rPr>
+        <w:t xml:space="preserve"> El </w:t>
+      </w:r>
+      <w:r>
+        <w:rPr>
+          <w:rFonts w:ascii="Calibri" w:hAnsi="Calibri"/>
+          <w:b/>
+          <w:color w:val="2B2B2B"/>
+          <w:sz w:val="22"/>
+        </w:rPr>
+        <w:t>criterio 4 pasa a 3</w:t>
+      </w:r>
+      <w:r>
+        <w:rPr>
+          <w:rFonts w:ascii="Calibri" w:hAnsi="Calibri"/>
+          <w:b w:val="0"/>
+          <w:color w:val="2B2B2B"/>
+          <w:sz w:val="22"/>
+        </w:rPr>
+        <w:t xml:space="preserve"> si muestra el prototipo procesando un archivo con número de registros declarado, o si dice con franqueza que el panel es una maqueta y el 94,2 % es ilustrativo (pregunta prioritaria 1) — reconocerlo sube, no baja. El </w:t>
+      </w:r>
+      <w:r>
+        <w:rPr>
+          <w:rFonts w:ascii="Calibri" w:hAnsi="Calibri"/>
+          <w:b/>
+          <w:color w:val="2B2B2B"/>
+          <w:sz w:val="22"/>
+        </w:rPr>
+        <w:t>criterio 3 pasa a 3</w:t>
+      </w:r>
+      <w:r>
+        <w:rPr>
+          <w:rFonts w:ascii="Calibri" w:hAnsi="Calibri"/>
+          <w:b w:val="0"/>
+          <w:color w:val="2B2B2B"/>
+          <w:sz w:val="22"/>
+        </w:rPr>
+        <w:t xml:space="preserve"> si ordena el dato de la muestra: cuántas encuestas, a qué áreas y qué pasó con las entrevistas (pregunta 2). El </w:t>
+      </w:r>
+      <w:r>
+        <w:rPr>
+          <w:rFonts w:ascii="Calibri" w:hAnsi="Calibri"/>
+          <w:b/>
+          <w:color w:val="2B2B2B"/>
+          <w:sz w:val="22"/>
+        </w:rPr>
+        <w:t>criterio 1 pasa a 4</w:t>
+      </w:r>
+      <w:r>
+        <w:rPr>
+          <w:rFonts w:ascii="Calibri" w:hAnsi="Calibri"/>
+          <w:b w:val="0"/>
+          <w:color w:val="2B2B2B"/>
+          <w:sz w:val="22"/>
+        </w:rPr>
+        <w:t xml:space="preserve"> si acota honestamente el alcance a la cooperativa estudiada y nombra la condición que hace transferible el MACM (pregunta 3).</w:t>
+      </w:r>
+    </w:p>
+    <w:p>
+      <w:r>
+        <w:rPr>
+          <w:rFonts w:ascii="Calibri" w:hAnsi="Calibri"/>
+          <w:b/>
+          <w:color w:val="2B2B2B"/>
+          <w:sz w:val="22"/>
+        </w:rPr>
+        <w:t>Qué la bajaría:</w:t>
+      </w:r>
+      <w:r>
+        <w:rPr>
+          <w:rFonts w:ascii="Calibri" w:hAnsi="Calibri"/>
+          <w:b w:val="0"/>
+          <w:color w:val="2B2B2B"/>
+          <w:sz w:val="22"/>
+        </w:rPr>
+        <w:t xml:space="preserve"> El </w:t>
+      </w:r>
+      <w:r>
+        <w:rPr>
+          <w:rFonts w:ascii="Calibri" w:hAnsi="Calibri"/>
+          <w:b/>
+          <w:color w:val="2B2B2B"/>
+          <w:sz w:val="22"/>
+        </w:rPr>
+        <w:t>criterio 4 baja a 1</w:t>
+      </w:r>
+      <w:r>
+        <w:rPr>
+          <w:rFonts w:ascii="Calibri" w:hAnsi="Calibri"/>
+          <w:b w:val="0"/>
+          <w:color w:val="2B2B2B"/>
+          <w:sz w:val="22"/>
+        </w:rPr>
+        <w:t xml:space="preserve"> si presenta el 94,2 % o el 25 % de McKinsey como medición de su prototipo. El </w:t>
+      </w:r>
+      <w:r>
+        <w:rPr>
+          <w:rFonts w:ascii="Calibri" w:hAnsi="Calibri"/>
+          <w:b/>
+          <w:color w:val="2B2B2B"/>
+          <w:sz w:val="22"/>
+        </w:rPr>
+        <w:t>criterio 1 baja a 2</w:t>
+      </w:r>
+      <w:r>
+        <w:rPr>
+          <w:rFonts w:ascii="Calibri" w:hAnsi="Calibri"/>
+          <w:b w:val="0"/>
+          <w:color w:val="2B2B2B"/>
+          <w:sz w:val="22"/>
+        </w:rPr>
+        <w:t xml:space="preserve"> si sostiene que implementó, capacitó y midió indicadores en la cooperativa sin poder mostrar nada. Es trabajo individual y cierra la jornada: todo el dominio y toda la defensa recaen en una persona, y eso se reconoce a favor.</w:t>
+      </w:r>
+    </w:p>
+    <w:p>
+      <w:pPr>
+        <w:spacing w:before="200" w:after="60"/>
+      </w:pPr>
+      <w:r>
+        <w:rPr>
+          <w:rFonts w:ascii="Calibri" w:hAnsi="Calibri"/>
+          <w:b/>
+          <w:color w:val="007433"/>
+          <w:sz w:val="32"/>
+        </w:rPr>
+        <w:t>9. Observaciones administrativas (no académicas)</w:t>
       </w:r>
     </w:p>
     <w:p>
